--- a/projects/valuepickr-open-screen/docs/Pitti Engineering.docx
+++ b/projects/valuepickr-open-screen/docs/Pitti Engineering.docx
@@ -286,7 +286,7 @@
         <w:spacing w:after="120" w:before="280"/>
       </w:pPr>
       <w:r>
-        <w:t xml:space="preserve">Ishmohit-Lens Checks (value chain · earnings quality · growth trajectory · management · quality metrics · track record · global-signal check)</w:t>
+        <w:t xml:space="preserve">Guidance &amp; Expectation Gap</w:t>
       </w:r>
     </w:p>
     <w:p>
@@ -301,7 +301,7 @@
           <w:sz w:val="18"/>
           <w:szCs w:val="18"/>
         </w:rPr>
-        <w:t xml:space="preserve">Extra checks drawn from @ishmohit1 / SOIC methodology (playbook/ishmohit-soic-style.md): where the company sits in its value chain and what the supply side is doing, whether a margin/PAT inflection is structural or a cyclical peak, the rate-of-change of growth vs. what the multiple demands, and management quality as a positive attribute.</w:t>
+        <w:t xml:space="preserve">Management guidance decoded into commitments, graded on the expectation → action → operational → commercial → financial ladder, then compared to what the current price appears to assume. Method: playbook/guidance-and-expectation-gap.md.</w:t>
       </w:r>
     </w:p>
     <w:p>
@@ -315,7 +315,7 @@
           <w:sz w:val="20"/>
           <w:szCs w:val="20"/>
         </w:rPr>
-        <w:t xml:space="preserve">Value chain &amp; supply side:</w:t>
+        <w:t xml:space="preserve">Market expectation vs. our path:</w:t>
       </w:r>
     </w:p>
     <w:tbl>
@@ -346,6 +346,373 @@
                 <w:b/>
                 <w:bCs/>
               </w:rPr>
+              <w:t xml:space="preserve">As of</w:t>
+            </w:r>
+          </w:p>
+        </w:tc>
+        <w:tc>
+          <w:tcPr>
+            <w:tcW w:type="dxa" w:w="5800"/>
+          </w:tcPr>
+          <w:p>
+            <w:r>
+              <w:t xml:space="preserve">2026-09-09</w:t>
+            </w:r>
+          </w:p>
+        </w:tc>
+      </w:tr>
+      <w:tr>
+        <w:tc>
+          <w:tcPr>
+            <w:tcW w:type="dxa" w:w="3200"/>
+            <w:shd w:fill="F2F2F2" w:val="clear"/>
+          </w:tcPr>
+          <w:p>
+            <w:r>
+              <w:rPr>
+                <w:b/>
+                <w:bCs/>
+              </w:rPr>
+              <w:t xml:space="preserve">Price / multiple</w:t>
+            </w:r>
+          </w:p>
+        </w:tc>
+        <w:tc>
+          <w:tcPr>
+            <w:tcW w:type="dxa" w:w="5800"/>
+          </w:tcPr>
+          <w:p>
+            <w:r>
+              <w:t xml:space="preserve">Rs 1172 · 35.4x P/E</w:t>
+            </w:r>
+          </w:p>
+        </w:tc>
+      </w:tr>
+      <w:tr>
+        <w:tc>
+          <w:tcPr>
+            <w:tcW w:type="dxa" w:w="3200"/>
+            <w:shd w:fill="F2F2F2" w:val="clear"/>
+          </w:tcPr>
+          <w:p>
+            <w:r>
+              <w:rPr>
+                <w:b/>
+                <w:bCs/>
+              </w:rPr>
+              <w:t xml:space="preserve">Right valuation lens</w:t>
+            </w:r>
+          </w:p>
+        </w:tc>
+        <w:tc>
+          <w:tcPr>
+            <w:tcW w:type="dxa" w:w="5800"/>
+          </w:tcPr>
+          <w:p>
+            <w:r>
+              <w:t xml:space="preserve">P/E</w:t>
+            </w:r>
+          </w:p>
+        </w:tc>
+      </w:tr>
+      <w:tr>
+        <w:tc>
+          <w:tcPr>
+            <w:tcW w:type="dxa" w:w="3200"/>
+            <w:shd w:fill="F2F2F2" w:val="clear"/>
+          </w:tcPr>
+          <w:p>
+            <w:r>
+              <w:rPr>
+                <w:b/>
+                <w:bCs/>
+              </w:rPr>
+              <w:t xml:space="preserve">Price implies</w:t>
+            </w:r>
+          </w:p>
+        </w:tc>
+        <w:tc>
+          <w:tcPr>
+            <w:tcW w:type="dxa" w:w="5800"/>
+          </w:tcPr>
+          <w:p>
+            <w:r>
+              <w:t xml:space="preserve">~35x TTM on a no-pricing-power laminations maker implies ~30%+ EPS CAGR FY26-28 at a 20-22x exit</w:t>
+            </w:r>
+          </w:p>
+        </w:tc>
+      </w:tr>
+      <w:tr>
+        <w:tc>
+          <w:tcPr>
+            <w:tcW w:type="dxa" w:w="3200"/>
+            <w:shd w:fill="F2F2F2" w:val="clear"/>
+          </w:tcPr>
+          <w:p>
+            <w:r>
+              <w:rPr>
+                <w:b/>
+                <w:bCs/>
+              </w:rPr>
+              <w:t xml:space="preserve">Our FY27</w:t>
+            </w:r>
+          </w:p>
+        </w:tc>
+        <w:tc>
+          <w:tcPr>
+            <w:tcW w:type="dxa" w:w="5800"/>
+          </w:tcPr>
+          <w:p>
+            <w:r>
+              <w:t xml:space="preserve">revenue +18-22% on railways/renewable/power demand, OPM toward 17-18%, PAT +25-30% on the value-mix shift</w:t>
+            </w:r>
+          </w:p>
+        </w:tc>
+      </w:tr>
+      <w:tr>
+        <w:tc>
+          <w:tcPr>
+            <w:tcW w:type="dxa" w:w="3200"/>
+            <w:shd w:fill="F2F2F2" w:val="clear"/>
+          </w:tcPr>
+          <w:p>
+            <w:r>
+              <w:rPr>
+                <w:b/>
+                <w:bCs/>
+              </w:rPr>
+              <w:t xml:space="preserve">Our FY28</w:t>
+            </w:r>
+          </w:p>
+        </w:tc>
+        <w:tc>
+          <w:tcPr>
+            <w:tcW w:type="dxa" w:w="5800"/>
+          </w:tcPr>
+          <w:p>
+            <w:r>
+              <w:t xml:space="preserve">continued shift to 15%+ EBITDA stator/rotor sub-assemblies; post-merger integration benefits</w:t>
+            </w:r>
+          </w:p>
+        </w:tc>
+      </w:tr>
+      <w:tr>
+        <w:tc>
+          <w:tcPr>
+            <w:tcW w:type="dxa" w:w="3200"/>
+            <w:shd w:fill="F2F2F2" w:val="clear"/>
+          </w:tcPr>
+          <w:p>
+            <w:r>
+              <w:rPr>
+                <w:b/>
+                <w:bCs/>
+              </w:rPr>
+              <w:t xml:space="preserve">Gap direction</w:t>
+            </w:r>
+          </w:p>
+        </w:tc>
+        <w:tc>
+          <w:tcPr>
+            <w:tcW w:type="dxa" w:w="5800"/>
+          </w:tcPr>
+          <w:p>
+            <w:r>
+              <w:t xml:space="preserve">partially-priced</w:t>
+            </w:r>
+          </w:p>
+        </w:tc>
+      </w:tr>
+      <w:tr>
+        <w:tc>
+          <w:tcPr>
+            <w:tcW w:type="dxa" w:w="3200"/>
+            <w:shd w:fill="F2F2F2" w:val="clear"/>
+          </w:tcPr>
+          <w:p>
+            <w:r>
+              <w:rPr>
+                <w:b/>
+                <w:bCs/>
+              </w:rPr>
+              <w:t xml:space="preserve">Gap type</w:t>
+            </w:r>
+          </w:p>
+        </w:tc>
+        <w:tc>
+          <w:tcPr>
+            <w:tcW w:type="dxa" w:w="5800"/>
+          </w:tcPr>
+          <w:p>
+            <w:r>
+              <w:t xml:space="preserve">mix</w:t>
+            </w:r>
+          </w:p>
+        </w:tc>
+      </w:tr>
+      <w:tr>
+        <w:tc>
+          <w:tcPr>
+            <w:tcW w:type="dxa" w:w="3200"/>
+            <w:shd w:fill="F2F2F2" w:val="clear"/>
+          </w:tcPr>
+          <w:p>
+            <w:r>
+              <w:rPr>
+                <w:b/>
+                <w:bCs/>
+              </w:rPr>
+              <w:t xml:space="preserve">Gap magnitude</w:t>
+            </w:r>
+          </w:p>
+        </w:tc>
+        <w:tc>
+          <w:tcPr>
+            <w:tcW w:type="dxa" w:w="5800"/>
+          </w:tcPr>
+          <w:p>
+            <w:r>
+              <w:t xml:space="preserve">not estimable</w:t>
+            </w:r>
+          </w:p>
+        </w:tc>
+      </w:tr>
+      <w:tr>
+        <w:tc>
+          <w:tcPr>
+            <w:tcW w:type="dxa" w:w="3200"/>
+            <w:shd w:fill="F2F2F2" w:val="clear"/>
+          </w:tcPr>
+          <w:p>
+            <w:r>
+              <w:rPr>
+                <w:b/>
+                <w:bCs/>
+              </w:rPr>
+              <w:t xml:space="preserve">Gap basis</w:t>
+            </w:r>
+          </w:p>
+        </w:tc>
+        <w:tc>
+          <w:tcPr>
+            <w:tcW w:type="dxa" w:w="5800"/>
+          </w:tcPr>
+          <w:p>
+            <w:r>
+              <w:t xml:space="preserve">the mix shift from ~8-10% commodity sheet to 15%+ sub-assemblies is partly in the 35x; no pricing power, a merger-inflated capital base (ROCE slipping 19%-&gt;15%) and promoter selling cap it</w:t>
+            </w:r>
+          </w:p>
+        </w:tc>
+      </w:tr>
+      <w:tr>
+        <w:tc>
+          <w:tcPr>
+            <w:tcW w:type="dxa" w:w="3200"/>
+            <w:shd w:fill="F2F2F2" w:val="clear"/>
+          </w:tcPr>
+          <w:p>
+            <w:r>
+              <w:rPr>
+                <w:b/>
+                <w:bCs/>
+              </w:rPr>
+              <w:t xml:space="preserve">Evidence quality</w:t>
+            </w:r>
+          </w:p>
+        </w:tc>
+        <w:tc>
+          <w:tcPr>
+            <w:tcW w:type="dxa" w:w="5800"/>
+          </w:tcPr>
+          <w:p>
+            <w:r>
+              <w:t xml:space="preserve">moderate</w:t>
+            </w:r>
+          </w:p>
+        </w:tc>
+      </w:tr>
+    </w:tbl>
+    <w:p>
+      <w:pPr>
+        <w:spacing w:after="120"/>
+      </w:pPr>
+      <w:r>
+        <w:rPr>
+          <w:i/>
+          <w:iCs/>
+          <w:color w:val="666666"/>
+          <w:sz w:val="16"/>
+          <w:szCs w:val="16"/>
+        </w:rPr>
+        <w:t xml:space="preserve">no broker consensus; implied path is a reverse-P/E estimate + screener.in forward figures + VP thread view</w:t>
+      </w:r>
+    </w:p>
+    <w:p>
+      <w:pPr>
+        <w:pStyle w:val="Heading1"/>
+        <w:spacing w:after="120" w:before="280"/>
+      </w:pPr>
+      <w:r>
+        <w:t xml:space="preserve">Ishmohit-Lens Checks (value chain · earnings quality · growth trajectory · management · quality metrics · track record · global-signal check)</w:t>
+      </w:r>
+    </w:p>
+    <w:p>
+      <w:pPr>
+        <w:spacing w:after="120"/>
+      </w:pPr>
+      <w:r>
+        <w:rPr>
+          <w:i/>
+          <w:iCs/>
+          <w:color w:val="666666"/>
+          <w:sz w:val="18"/>
+          <w:szCs w:val="18"/>
+        </w:rPr>
+        <w:t xml:space="preserve">Extra checks drawn from @ishmohit1 / SOIC methodology (playbook/ishmohit-soic-style.md): where the company sits in its value chain and what the supply side is doing, whether a margin/PAT inflection is structural or a cyclical peak, the rate-of-change of growth vs. what the multiple demands, and management quality as a positive attribute.</w:t>
+      </w:r>
+    </w:p>
+    <w:p>
+      <w:pPr>
+        <w:spacing w:after="120"/>
+      </w:pPr>
+      <w:r>
+        <w:rPr>
+          <w:b/>
+          <w:bCs/>
+          <w:sz w:val="20"/>
+          <w:szCs w:val="20"/>
+        </w:rPr>
+        <w:t xml:space="preserve">Value chain &amp; supply side:</w:t>
+      </w:r>
+    </w:p>
+    <w:tbl>
+      <w:tblPr>
+        <w:tblW w:type="dxa" w:w="9000"/>
+        <w:tblBorders>
+          <w:top w:val="single" w:color="auto" w:sz="4"/>
+          <w:left w:val="single" w:color="auto" w:sz="4"/>
+          <w:bottom w:val="single" w:color="auto" w:sz="4"/>
+          <w:right w:val="single" w:color="auto" w:sz="4"/>
+          <w:insideH w:val="single" w:color="auto" w:sz="4"/>
+          <w:insideV w:val="single" w:color="auto" w:sz="4"/>
+        </w:tblBorders>
+      </w:tblPr>
+      <w:tblGrid>
+        <w:gridCol w:w="3200"/>
+        <w:gridCol w:w="5800"/>
+      </w:tblGrid>
+      <w:tr>
+        <w:tc>
+          <w:tcPr>
+            <w:tcW w:type="dxa" w:w="3200"/>
+            <w:shd w:fill="F2F2F2" w:val="clear"/>
+          </w:tcPr>
+          <w:p>
+            <w:r>
+              <w:rPr>
+                <w:b/>
+                <w:bCs/>
+              </w:rPr>
               <w:t xml:space="preserve">Theme</w:t>
             </w:r>
           </w:p>
@@ -470,6 +837,233 @@
         </w:tc>
       </w:tr>
     </w:tbl>
+    <w:p>
+      <w:pPr>
+        <w:spacing w:after="120"/>
+      </w:pPr>
+      <w:r>
+        <w:rPr>
+          <w:b/>
+          <w:bCs/>
+          <w:sz w:val="20"/>
+          <w:szCs w:val="20"/>
+        </w:rPr>
+        <w:t xml:space="preserve">Quality metrics (ROCE · debt · FCF · margin · capex):</w:t>
+      </w:r>
+    </w:p>
+    <w:tbl>
+      <w:tblPr>
+        <w:tblW w:type="dxa" w:w="9000"/>
+        <w:tblBorders>
+          <w:top w:val="single" w:color="auto" w:sz="4"/>
+          <w:left w:val="single" w:color="auto" w:sz="4"/>
+          <w:bottom w:val="single" w:color="auto" w:sz="4"/>
+          <w:right w:val="single" w:color="auto" w:sz="4"/>
+          <w:insideH w:val="single" w:color="auto" w:sz="4"/>
+          <w:insideV w:val="single" w:color="auto" w:sz="4"/>
+        </w:tblBorders>
+      </w:tblPr>
+      <w:tblGrid>
+        <w:gridCol w:w="3200"/>
+        <w:gridCol w:w="5800"/>
+      </w:tblGrid>
+      <w:tr>
+        <w:tc>
+          <w:tcPr>
+            <w:tcW w:type="dxa" w:w="3200"/>
+            <w:shd w:fill="F2F2F2" w:val="clear"/>
+          </w:tcPr>
+          <w:p>
+            <w:r>
+              <w:rPr>
+                <w:b/>
+                <w:bCs/>
+              </w:rPr>
+              <w:t xml:space="preserve">Assessment</w:t>
+            </w:r>
+          </w:p>
+        </w:tc>
+        <w:tc>
+          <w:tcPr>
+            <w:tcW w:type="dxa" w:w="5800"/>
+          </w:tcPr>
+          <w:p>
+            <w:r>
+              <w:t xml:space="preserve">neutral</w:t>
+            </w:r>
+          </w:p>
+        </w:tc>
+      </w:tr>
+      <w:tr>
+        <w:tc>
+          <w:tcPr>
+            <w:tcW w:type="dxa" w:w="3200"/>
+            <w:shd w:fill="F2F2F2" w:val="clear"/>
+          </w:tcPr>
+          <w:p>
+            <w:r>
+              <w:rPr>
+                <w:b/>
+                <w:bCs/>
+              </w:rPr>
+              <w:t xml:space="preserve">ROCE</w:t>
+            </w:r>
+          </w:p>
+        </w:tc>
+        <w:tc>
+          <w:tcPr>
+            <w:tcW w:type="dxa" w:w="5800"/>
+          </w:tcPr>
+          <w:p>
+            <w:r>
+              <w:t xml:space="preserve">15% (declining)</w:t>
+            </w:r>
+          </w:p>
+        </w:tc>
+      </w:tr>
+      <w:tr>
+        <w:tc>
+          <w:tcPr>
+            <w:tcW w:type="dxa" w:w="3200"/>
+            <w:shd w:fill="F2F2F2" w:val="clear"/>
+          </w:tcPr>
+          <w:p>
+            <w:r>
+              <w:rPr>
+                <w:b/>
+                <w:bCs/>
+              </w:rPr>
+              <w:t xml:space="preserve">Leverage</w:t>
+            </w:r>
+          </w:p>
+        </w:tc>
+        <w:tc>
+          <w:tcPr>
+            <w:tcW w:type="dxa" w:w="5800"/>
+          </w:tcPr>
+          <w:p>
+            <w:r>
+              <w:t xml:space="preserve">Net debt/EBITDA 2.5x</w:t>
+            </w:r>
+          </w:p>
+        </w:tc>
+      </w:tr>
+      <w:tr>
+        <w:tc>
+          <w:tcPr>
+            <w:tcW w:type="dxa" w:w="3200"/>
+            <w:shd w:fill="F2F2F2" w:val="clear"/>
+          </w:tcPr>
+          <w:p>
+            <w:r>
+              <w:rPr>
+                <w:b/>
+                <w:bCs/>
+              </w:rPr>
+              <w:t xml:space="preserve">FCF conversion</w:t>
+            </w:r>
+          </w:p>
+        </w:tc>
+        <w:tc>
+          <w:tcPr>
+            <w:tcW w:type="dxa" w:w="5800"/>
+          </w:tcPr>
+          <w:p>
+            <w:r>
+              <w:t xml:space="preserve">-26%</w:t>
+            </w:r>
+          </w:p>
+        </w:tc>
+      </w:tr>
+      <w:tr>
+        <w:tc>
+          <w:tcPr>
+            <w:tcW w:type="dxa" w:w="3200"/>
+            <w:shd w:fill="F2F2F2" w:val="clear"/>
+          </w:tcPr>
+          <w:p>
+            <w:r>
+              <w:rPr>
+                <w:b/>
+                <w:bCs/>
+              </w:rPr>
+              <w:t xml:space="preserve">Margin trend</w:t>
+            </w:r>
+          </w:p>
+        </w:tc>
+        <w:tc>
+          <w:tcPr>
+            <w:tcW w:type="dxa" w:w="5800"/>
+          </w:tcPr>
+          <w:p>
+            <w:r>
+              <w:t xml:space="preserve">expanding</w:t>
+            </w:r>
+          </w:p>
+        </w:tc>
+      </w:tr>
+      <w:tr>
+        <w:tc>
+          <w:tcPr>
+            <w:tcW w:type="dxa" w:w="3200"/>
+            <w:shd w:fill="F2F2F2" w:val="clear"/>
+          </w:tcPr>
+          <w:p>
+            <w:r>
+              <w:rPr>
+                <w:b/>
+                <w:bCs/>
+              </w:rPr>
+              <w:t xml:space="preserve">Capex efficiency</w:t>
+            </w:r>
+          </w:p>
+        </w:tc>
+        <w:tc>
+          <w:tcPr>
+            <w:tcW w:type="dxa" w:w="5800"/>
+          </w:tcPr>
+          <w:p>
+            <w:r>
+              <w:t xml:space="preserve">neutral</w:t>
+            </w:r>
+          </w:p>
+        </w:tc>
+      </w:tr>
+    </w:tbl>
+    <w:p>
+      <w:pPr>
+        <w:spacing w:after="60" w:before="120"/>
+      </w:pPr>
+      <w:r>
+        <w:rPr>
+          <w:b/>
+          <w:bCs/>
+          <w:sz w:val="20"/>
+          <w:szCs w:val="20"/>
+        </w:rPr>
+        <w:t xml:space="preserve">Track record (Coffee Can persistence check): </w:t>
+      </w:r>
+      <w:r>
+        <w:rPr>
+          <w:sz w:val="20"/>
+          <w:szCs w:val="20"/>
+        </w:rPr>
+        <w:t xml:space="preserve">cleared revenue growth ≥10% AND ROCE ≥15% in 3 of the last 3 years (consistency_score 100)</w:t>
+      </w:r>
+    </w:p>
+    <w:p>
+      <w:pPr>
+        <w:spacing w:after="120"/>
+      </w:pPr>
+      <w:r>
+        <w:rPr>
+          <w:color w:val="666666"/>
+          <w:sz w:val="18"/>
+          <w:szCs w:val="18"/>
+        </w:rPr>
+        <w:t xml:space="preserve">FY22 (+84%/19%), FY23 (+15%/17%) and FY24 (+13%/15%) each cleared both filters. FY25-26 ROCE is not in the captured table but revenue growth stayed above 12% (+37%, +12%); ~23% revenue CAGR, though ROCE is trending down on the merger-enlarged capital base.</w:t>
+      </w:r>
+    </w:p>
     <w:p>
       <w:pPr>
         <w:pStyle w:val="Heading1"/>

--- a/projects/valuepickr-open-screen/docs/Pitti Engineering.docx
+++ b/projects/valuepickr-open-screen/docs/Pitti Engineering.docx
@@ -32,7 +32,7 @@
           <w:sz w:val="22"/>
           <w:szCs w:val="22"/>
         </w:rPr>
-        <w:t xml:space="preserve">Market leader in organised electrical-steel laminations and machining, deliberately moving up the value chain from ~8-10% EBITDA commodity sheet to 15%+ high-value stator/rotor sub-assemblies, with post-merger integration (Pitti Castings + Bagadia Chaitra + Dakshin Foundry) and railway / renewable / power tailwinds - a solid ~23% revenue CAGR compounder, but no pricing power and promoter selling into strength</w:t>
+        <w:t xml:space="preserve">Market leader in organised electrical-steel laminations and machining, deliberately moving up the value chain from ~8-10% EBITDA commodity sheet to 15%+ high-value stator/rotor sub-assemblies (raw-material cost/sales down 67%-&gt;61.9%, hard evidence the shift is real) - but a missed 'near-debt-free by FY26' guide, a declining ROCE (18.9%-&gt;14.8%) and a tax-rate-driven PAT squeeze temper the story at 35x P/E</w:t>
       </w:r>
     </w:p>
     <w:p>
@@ -234,7 +234,7 @@
           </w:tcPr>
           <w:p>
             <w:r>
-              <w:t xml:space="preserve">D/E ~0.77; net debt ~Rs 280-450 Cr post-merger, management targeting near-debt-free by FY26 on ~Rs 200 Cr annual cash generation</w:t>
+              <w:t xml:space="preserve">Gross borrowings Rs 690 Cr (FY25) -&gt; Rs 811 Cr (FY26, +17.5% YoY); net debt ~Rs 525-633 Cr across recent quarters - the original 'near-debt-free by FY26' guide was missed; management now targets ~Rs 300 Cr net debt by FY28</w:t>
             </w:r>
           </w:p>
         </w:tc>
@@ -277,7 +277,7 @@
         <w:spacing w:after="120"/>
       </w:pPr>
       <w:r>
-        <w:t xml:space="preserve">A well-run, market-leading niche capital-goods supplier with a genuine, management-articulated value-chain-up strategy: from commodity laminations (~8-10% EBITDA) to stator/rotor assemblies and copper-wound sub-assemblies (15%+). Returns are respectable (ROCE/ROE ~19%), growth has compounded at ~24%, and the EBITDA/tonne model insulates margins from steel-price swings. Post-merger the group is more integrated (in-house castings + machining + winding) and is deleveraging. The limitation is candidly stated by management and forum members alike - Pitti is a contract manufacturer with essentially no pricing power (the Dixon analogy comes up repeatedly), so the model is volume + mix, not price. Promoter selling around Rs 1,400+ has been flagged by multiple holders as a confidence dampener.</w:t>
+        <w:t xml:space="preserve">A well-run, market-leading niche capital-goods supplier with a genuine, filing-confirmed value-chain-up strategy: raw-material cost as % of sales fell from 67% (FY21) to 61.9% (FY25) as the mix shifted from commodity laminations (~8-10% EBITDA) toward stator/rotor assemblies and copper-wound sub-assemblies (15%+); FY26 EBITDA margin rose to 17.0% from 15.9%, and current operating margin (~16.2%) runs roughly double named peers Tempel (~7.9%) and KRYFS (~8.5%). But the deep dive surfaces two real negatives the earlier pass didn't fully capture: (1) the original 'near-debt-free by FY26' guidance was missed - borrowings actually rose 17.5% YoY to Rs 811 Cr and the deleveraging target has been pushed out to FY28 (~Rs 300 Cr); (2) a step-up in the effective tax rate (24%-&gt;30%, ESOP disallowance + hedging accounting) has kept PAT margin at just 6.16% and TTM PAT growth at -1% even as EBITDA improved, while ROCE has kept declining (18.9%-&gt;14.8%). Pitti remains a contract manufacturer with essentially no pricing power (the Dixon analogy comes up repeatedly) - volume + mix, not price. The previously-flagged 'promoter selling around Rs 1,400+' does not show up in the shareholding filings (promoter holding flat at 54.17-54.18% every quarter since Dec-2024, pledge fully released since Dec-2024) and could not be independently corroborated this pass.</w:t>
       </w:r>
     </w:p>
     <w:p>
@@ -286,7 +286,7 @@
         <w:spacing w:after="120" w:before="280"/>
       </w:pPr>
       <w:r>
-        <w:t xml:space="preserve">Guidance &amp; Expectation Gap</w:t>
+        <w:t xml:space="preserve">Deep-Dive: Primary Documents (Annual Reports, Quarterly Results, Exchange Filings)</w:t>
       </w:r>
     </w:p>
     <w:p>
@@ -301,7 +301,1416 @@
           <w:sz w:val="18"/>
           <w:szCs w:val="18"/>
         </w:rPr>
+        <w:t xml:space="preserve">Pass 1 — 2026-09-18. Built from the company's own filings (3 years of annual reports, ~4 quarters of results/concalls, and 6 months of BSE/NSE announcements), read via the web — a deeper layer than the forum-sentiment read below.</w:t>
+      </w:r>
+    </w:p>
+    <w:p>
+      <w:pPr>
+        <w:spacing w:after="120"/>
+      </w:pPr>
+      <w:r>
+        <w:rPr>
+          <w:b/>
+          <w:bCs/>
+          <w:sz w:val="20"/>
+          <w:szCs w:val="20"/>
+        </w:rPr>
+        <w:t xml:space="preserve">Sources reviewed this pass:</w:t>
+      </w:r>
+    </w:p>
+    <w:p>
+      <w:pPr>
+        <w:pStyle w:val="ListParagraph"/>
+        <w:numPr>
+          <w:ilvl w:val="0"/>
+          <w:numId w:val="1"/>
+        </w:numPr>
+        <w:spacing w:after="60"/>
+      </w:pPr>
+      <w:r>
+        <w:t xml:space="preserve">Q1 FY27 concall/results coverage (multibagg, scanx, investing.com slides)</w:t>
+      </w:r>
+    </w:p>
+    <w:p>
+      <w:pPr>
+        <w:pStyle w:val="ListParagraph"/>
+        <w:numPr>
+          <w:ilvl w:val="0"/>
+          <w:numId w:val="1"/>
+        </w:numPr>
+        <w:spacing w:after="60"/>
+      </w:pPr>
+      <w:r>
+        <w:t xml:space="preserve">Q4 FY26 / FY26 full-year results coverage (marketsmojo, univest, business-standard, yahoo finance)</w:t>
+      </w:r>
+    </w:p>
+    <w:p>
+      <w:pPr>
+        <w:pStyle w:val="ListParagraph"/>
+        <w:numPr>
+          <w:ilvl w:val="0"/>
+          <w:numId w:val="1"/>
+        </w:numPr>
+        <w:spacing w:after="60"/>
+      </w:pPr>
+      <w:r>
+        <w:t xml:space="preserve">screener.in consolidated financials + shareholding history</w:t>
+      </w:r>
+    </w:p>
+    <w:p>
+      <w:pPr>
+        <w:pStyle w:val="ListParagraph"/>
+        <w:numPr>
+          <w:ilvl w:val="0"/>
+          <w:numId w:val="1"/>
+        </w:numPr>
+        <w:spacing w:after="60"/>
+      </w:pPr>
+      <w:r>
+        <w:t xml:space="preserve">trendlyne shareholding pattern (8-quarter)</w:t>
+      </w:r>
+    </w:p>
+    <w:p>
+      <w:pPr>
+        <w:pStyle w:val="ListParagraph"/>
+        <w:numPr>
+          <w:ilvl w:val="0"/>
+          <w:numId w:val="1"/>
+        </w:numPr>
+        <w:spacing w:after="60"/>
+      </w:pPr>
+      <w:r>
+        <w:t xml:space="preserve">scientificinvesting Substack deep-dive on value-chain/margin/capex/management (secondary analysis, cross-checked against primary results coverage where possible)</w:t>
+      </w:r>
+    </w:p>
+    <w:p>
+      <w:pPr>
+        <w:pStyle w:val="ListParagraph"/>
+        <w:numPr>
+          <w:ilvl w:val="0"/>
+          <w:numId w:val="1"/>
+        </w:numPr>
+        <w:spacing w:after="60"/>
+      </w:pPr>
+      <w:r>
+        <w:t xml:space="preserve">India Ratings press-release page (fetch failed - no extractable content, not used; no retry per budget rules)</w:t>
+      </w:r>
+    </w:p>
+    <w:p>
+      <w:pPr>
+        <w:spacing w:after="120"/>
+      </w:pPr>
+      <w:r>
+        <w:rPr>
+          <w:b/>
+          <w:bCs/>
+          <w:sz w:val="20"/>
+          <w:szCs w:val="20"/>
+        </w:rPr>
+        <w:t xml:space="preserve">Annual-report findings (3-year view):</w:t>
+      </w:r>
+    </w:p>
+    <w:p>
+      <w:pPr>
+        <w:pStyle w:val="ListParagraph"/>
+        <w:numPr>
+          <w:ilvl w:val="0"/>
+          <w:numId w:val="1"/>
+        </w:numPr>
+        <w:spacing w:after="60"/>
+      </w:pPr>
+      <w:r>
+        <w:t xml:space="preserve">FY26 total income Rs 1,953cr (+12% YoY), EBITDA Rs 326cr (+20%, margin 17.0% vs 15.9% FY25) - genuine full-year EBITDA-margin expansion</w:t>
+      </w:r>
+    </w:p>
+    <w:p>
+      <w:pPr>
+        <w:pStyle w:val="ListParagraph"/>
+        <w:numPr>
+          <w:ilvl w:val="0"/>
+          <w:numId w:val="1"/>
+        </w:numPr>
+        <w:spacing w:after="60"/>
+      </w:pPr>
+      <w:r>
+        <w:t xml:space="preserve">But FY26 PAT margin compressed to 6.16% because the effective tax rate rose to ~30% from ~24% (ESOP disallowance + hedging accounting) - the EBITDA-level improvement has NOT flowed through to PAT</w:t>
+      </w:r>
+    </w:p>
+    <w:p>
+      <w:pPr>
+        <w:pStyle w:val="ListParagraph"/>
+        <w:numPr>
+          <w:ilvl w:val="0"/>
+          <w:numId w:val="1"/>
+        </w:numPr>
+        <w:spacing w:after="60"/>
+      </w:pPr>
+      <w:r>
+        <w:t xml:space="preserve">Borrowings rose Rs 690cr (FY25) -&gt; Rs 811cr (FY26), +17.5% YoY, even as management's original guide was to be 'near debt-free by FY26' - net debt (~Rs 525-633cr across sources/quarters) has instead stayed elevated and the deleveraging target has been pushed out to FY28 (target ~Rs 300cr)</w:t>
+      </w:r>
+    </w:p>
+    <w:p>
+      <w:pPr>
+        <w:pStyle w:val="ListParagraph"/>
+        <w:numPr>
+          <w:ilvl w:val="0"/>
+          <w:numId w:val="1"/>
+        </w:numPr>
+        <w:spacing w:after="60"/>
+      </w:pPr>
+      <w:r>
+        <w:t xml:space="preserve">Raw-material cost as % of sales fell 67% (FY21) -&gt; 61.9% (FY25), the clearest structural evidence of the HVA mix-shift story; current operating margin (~16.2%) runs roughly double named peers Tempel (~7.9%) and KRYFS (~8.5%)</w:t>
+      </w:r>
+    </w:p>
+    <w:p>
+      <w:pPr>
+        <w:pStyle w:val="ListParagraph"/>
+        <w:numPr>
+          <w:ilvl w:val="0"/>
+          <w:numId w:val="1"/>
+        </w:numPr>
+        <w:spacing w:after="60"/>
+      </w:pPr>
+      <w:r>
+        <w:t xml:space="preserve">Pledge on promoter shares was 20.47% as of Jun-2024 and has been fully released (0%) since Dec-2024 - resolved, not an active concern</w:t>
+      </w:r>
+    </w:p>
+    <w:p>
+      <w:pPr>
+        <w:pStyle w:val="ListParagraph"/>
+        <w:numPr>
+          <w:ilvl w:val="0"/>
+          <w:numId w:val="1"/>
+        </w:numPr>
+        <w:spacing w:after="60"/>
+      </w:pPr>
+      <w:r>
+        <w:t xml:space="preserve">India Ratings rating-rationale page could not be read via WebFetch (page loaded with no extractable content) - RPT/contingent-liability specifics left 'unclear' rather than guessed</w:t>
+      </w:r>
+    </w:p>
+    <w:p>
+      <w:pPr>
+        <w:spacing w:after="120"/>
+      </w:pPr>
+      <w:r>
+        <w:rPr>
+          <w:b/>
+          <w:bCs/>
+          <w:sz w:val="20"/>
+          <w:szCs w:val="20"/>
+        </w:rPr>
+        <w:t xml:space="preserve">Quarterly trend (last ~4 quarters + concall commentary):</w:t>
+      </w:r>
+    </w:p>
+    <w:p>
+      <w:pPr>
+        <w:pStyle w:val="ListParagraph"/>
+        <w:numPr>
+          <w:ilvl w:val="0"/>
+          <w:numId w:val="1"/>
+        </w:numPr>
+        <w:spacing w:after="60"/>
+      </w:pPr>
+      <w:r>
+        <w:t xml:space="preserve">Q1 FY27: revenue Rs 529cr (+16% YoY), EBITDA Rs 89cr (+14%, margin 16.8%), adjusted PAT Rs 32cr vs Rs 26cr YoY (reported net-profit figures vary Rs 22.9-32cr across sources depending on adjustments) - lamination/assembly volume +18-20.6% YoY to 19,200 tons</w:t>
+      </w:r>
+    </w:p>
+    <w:p>
+      <w:pPr>
+        <w:pStyle w:val="ListParagraph"/>
+        <w:numPr>
+          <w:ilvl w:val="0"/>
+          <w:numId w:val="1"/>
+        </w:numPr>
+        <w:spacing w:after="60"/>
+      </w:pPr>
+      <w:r>
+        <w:t xml:space="preserve">Q4 FY26: revenue Rs 506cr (+7% YoY, the slowest of the last 8 quarters), PAT margin compressed to 5.31% from 7.71% YoY on a March energy-cost spike - flagged by management as a one-off, not yet confirmed as non-recurring</w:t>
+      </w:r>
+    </w:p>
+    <w:p>
+      <w:pPr>
+        <w:pStyle w:val="ListParagraph"/>
+        <w:numPr>
+          <w:ilvl w:val="0"/>
+          <w:numId w:val="1"/>
+        </w:numPr>
+        <w:spacing w:after="60"/>
+      </w:pPr>
+      <w:r>
+        <w:t xml:space="preserve">Trailing quarterly revenue sequence (screener, 8Q, Q3FY24-&gt;Q1FY27): Rs302cr -&gt; 336 -&gt; 391 -&gt; 429 -&gt; 415 -&gt; 469 -&gt; 457 -&gt; 478 -&gt; 529cr - growth is real but lumpy (YoY range ~7-17% quarter to quarter), consistent with an order/project-driven capital-goods business rather than a smooth compounding curve</w:t>
+      </w:r>
+    </w:p>
+    <w:p>
+      <w:pPr>
+        <w:pStyle w:val="ListParagraph"/>
+        <w:numPr>
+          <w:ilvl w:val="0"/>
+          <w:numId w:val="1"/>
+        </w:numPr>
+        <w:spacing w:after="60"/>
+      </w:pPr>
+      <w:r>
+        <w:t xml:space="preserve">Capacity utilisation climbing across all three lines: sheet metal 70%-&gt;73%, machining 82%-&gt;86%, castings 69%-&gt;72% (YoY, Q1 FY27) - the operating-leverage lever is real and still has headroom</w:t>
+      </w:r>
+    </w:p>
+    <w:p>
+      <w:pPr>
+        <w:spacing w:after="120"/>
+      </w:pPr>
+      <w:r>
+        <w:rPr>
+          <w:b/>
+          <w:bCs/>
+          <w:sz w:val="20"/>
+          <w:szCs w:val="20"/>
+        </w:rPr>
+        <w:t xml:space="preserve">Exchange announcements (last 6 months):</w:t>
+      </w:r>
+    </w:p>
+    <w:p>
+      <w:pPr>
+        <w:pStyle w:val="ListParagraph"/>
+        <w:numPr>
+          <w:ilvl w:val="0"/>
+          <w:numId w:val="1"/>
+        </w:numPr>
+        <w:spacing w:after="60"/>
+      </w:pPr>
+      <w:r>
+        <w:t xml:space="preserve">Board approved a Scheme of Amalgamation (5-Feb-2026) merging wholly-owned subsidiaries Pitti Industries Pvt Ltd and Dakshin Foundry Pvt Ltd into the listed company, NCLT-dispensed member/creditor meetings 10-Apr-2026, appointed date 1-Apr-2026 - a further consolidation step on top of the 2024 Pitti Castings/Bagadia Chaitra/Dakshin Foundry amalgamation already on file (exact entity-level sequencing across the two rounds not fully disentangled this pass)</w:t>
+      </w:r>
+    </w:p>
+    <w:p>
+      <w:pPr>
+        <w:pStyle w:val="ListParagraph"/>
+        <w:numPr>
+          <w:ilvl w:val="0"/>
+          <w:numId w:val="1"/>
+        </w:numPr>
+        <w:spacing w:after="60"/>
+      </w:pPr>
+      <w:r>
+        <w:t xml:space="preserve">Rs 700cr Wabtec contract for railway traction cores provides multi-year revenue visibility</w:t>
+      </w:r>
+    </w:p>
+    <w:p>
+      <w:pPr>
+        <w:pStyle w:val="ListParagraph"/>
+        <w:numPr>
+          <w:ilvl w:val="0"/>
+          <w:numId w:val="1"/>
+        </w:numPr>
+        <w:spacing w:after="60"/>
+      </w:pPr>
+      <w:r>
+        <w:t xml:space="preserve">FY27 lamination-volume guidance raised from 78,000 to 82,000 tons; casting guidance raised to 17,000 tons</w:t>
+      </w:r>
+    </w:p>
+    <w:p>
+      <w:pPr>
+        <w:pStyle w:val="ListParagraph"/>
+        <w:numPr>
+          <w:ilvl w:val="0"/>
+          <w:numId w:val="1"/>
+        </w:numPr>
+        <w:spacing w:after="60"/>
+      </w:pPr>
+      <w:r>
+        <w:t xml:space="preserve">US tariff on Indian exports cut from 50% to 18%; management guiding USD 10-15mn incremental export revenue over 2-3 years (~Rs 90-130cr/yr at steady state)</w:t>
+      </w:r>
+    </w:p>
+    <w:p>
+      <w:pPr>
+        <w:pStyle w:val="ListParagraph"/>
+        <w:numPr>
+          <w:ilvl w:val="0"/>
+          <w:numId w:val="1"/>
+        </w:numPr>
+        <w:spacing w:after="60"/>
+      </w:pPr>
+      <w:r>
+        <w:t xml:space="preserve">Rs 290cr greenfield casting/machined-components facility ~60% funded, commissioning targeted Q1 FY29, doubling casting capacity to 36,000 MT</w:t>
+      </w:r>
+    </w:p>
+    <w:p>
+      <w:pPr>
+        <w:spacing w:after="120"/>
+      </w:pPr>
+      <w:r>
+        <w:rPr>
+          <w:b/>
+          <w:bCs/>
+          <w:sz w:val="20"/>
+          <w:szCs w:val="20"/>
+        </w:rPr>
+        <w:t xml:space="preserve">Key new facts vs. the prior write-up:</w:t>
+      </w:r>
+    </w:p>
+    <w:p>
+      <w:pPr>
+        <w:pStyle w:val="ListParagraph"/>
+        <w:numPr>
+          <w:ilvl w:val="0"/>
+          <w:numId w:val="1"/>
+        </w:numPr>
+        <w:spacing w:after="60"/>
+      </w:pPr>
+      <w:r>
+        <w:t xml:space="preserve">The original file's 'near-debt-free by FY26' framing does not hold up: FY26 borrowings actually rose 17.5% YoY to Rs 811cr, and management's own updated target now pushes net-debt reduction (to ~Rs 300cr) out to FY28 - a genuine, quantifiable guidance miss on the balance sheet specifically</w:t>
+      </w:r>
+    </w:p>
+    <w:p>
+      <w:pPr>
+        <w:pStyle w:val="ListParagraph"/>
+        <w:numPr>
+          <w:ilvl w:val="0"/>
+          <w:numId w:val="1"/>
+        </w:numPr>
+        <w:spacing w:after="60"/>
+      </w:pPr>
+      <w:r>
+        <w:t xml:space="preserve">ROCE has kept declining in the most current data - 18.9% (per the prior light pass) -&gt; 14.8% (screener, Sep-2026) - now a 2-reading confirmed downtrend, not a one-off dip</w:t>
+      </w:r>
+    </w:p>
+    <w:p>
+      <w:pPr>
+        <w:pStyle w:val="ListParagraph"/>
+        <w:numPr>
+          <w:ilvl w:val="0"/>
+          <w:numId w:val="1"/>
+        </w:numPr>
+        <w:spacing w:after="60"/>
+      </w:pPr>
+      <w:r>
+        <w:t xml:space="preserve">TTM PAT growth is actually -1% (screener) despite EBITDA-margin expansion, because a step-up in the effective tax rate (24%-&gt;30%, ESOP disallowance + hedging accounting) is eating the EBITDA-level gains - this is the single biggest gap between the 'good EBITDA story' and the 'muted PAT story'</w:t>
+      </w:r>
+    </w:p>
+    <w:p>
+      <w:pPr>
+        <w:pStyle w:val="ListParagraph"/>
+        <w:numPr>
+          <w:ilvl w:val="0"/>
+          <w:numId w:val="1"/>
+        </w:numPr>
+        <w:spacing w:after="60"/>
+      </w:pPr>
+      <w:r>
+        <w:t xml:space="preserve">The 'promoter selling around Rs 1,400+' bear-case point in the existing file does not show up in the shareholding data: promoter holding has been flat at 54.17-54.18% every single quarter since Dec-2024, and the pledge that did exist (20.47% Jun-2024) has been fully released since Dec-2024 - this reads as a resolved/positive shareholding story, not an active promoter-exit signal</w:t>
+      </w:r>
+    </w:p>
+    <w:p>
+      <w:pPr>
+        <w:pStyle w:val="ListParagraph"/>
+        <w:numPr>
+          <w:ilvl w:val="0"/>
+          <w:numId w:val="1"/>
+        </w:numPr>
+        <w:spacing w:after="60"/>
+      </w:pPr>
+      <w:r>
+        <w:t xml:space="preserve">Raw-material-cost ratio (67%-&gt;61.9%, FY21-FY25) is hard, filed evidence the HVA/value-chain-up thesis is real and structural, not just a narrative</w:t>
+      </w:r>
+    </w:p>
+    <w:p>
+      <w:pPr>
+        <w:spacing w:after="120"/>
+      </w:pPr>
+      <w:r>
+        <w:rPr>
+          <w:b/>
+          <w:bCs/>
+          <w:sz w:val="20"/>
+          <w:szCs w:val="20"/>
+        </w:rPr>
+        <w:t xml:space="preserve">Open questions / what to watch:</w:t>
+      </w:r>
+    </w:p>
+    <w:p>
+      <w:pPr>
+        <w:pStyle w:val="ListParagraph"/>
+        <w:numPr>
+          <w:ilvl w:val="0"/>
+          <w:numId w:val="1"/>
+        </w:numPr>
+        <w:spacing w:after="60"/>
+      </w:pPr>
+      <w:r>
+        <w:t xml:space="preserve">RPT trend and any contingent liabilities not independently verified this pass (India Ratings rating-rationale page returned no extractable content on fetch, no retry per budget rules)</w:t>
+      </w:r>
+    </w:p>
+    <w:p>
+      <w:pPr>
+        <w:pStyle w:val="ListParagraph"/>
+        <w:numPr>
+          <w:ilvl w:val="0"/>
+          <w:numId w:val="1"/>
+        </w:numPr>
+        <w:spacing w:after="60"/>
+      </w:pPr>
+      <w:r>
+        <w:t xml:space="preserve">Exact entity-level sequencing across the 2024 (Pitti Castings/Bagadia Chaitra/Dakshin Foundry) and 2026 (Pitti Industries Pvt Ltd/Dakshin Foundry Pvt Ltd) amalgamation rounds is not fully disentangled - appears to be a multi-step full consolidation of group casting entities but the detail wasn't independently reconciled</w:t>
+      </w:r>
+    </w:p>
+    <w:p>
+      <w:pPr>
+        <w:pStyle w:val="ListParagraph"/>
+        <w:numPr>
+          <w:ilvl w:val="0"/>
+          <w:numId w:val="1"/>
+        </w:numPr>
+        <w:spacing w:after="60"/>
+      </w:pPr>
+      <w:r>
+        <w:t xml:space="preserve">Whether the Q4 FY26 margin compression (energy costs) and the FY26 tax-rate step-up (ESOP disallowance/hedging) are genuinely one-off or will recur - the next 1-2 quarters are the test</w:t>
+      </w:r>
+    </w:p>
+    <w:p>
+      <w:pPr>
+        <w:pStyle w:val="ListParagraph"/>
+        <w:numPr>
+          <w:ilvl w:val="0"/>
+          <w:numId w:val="1"/>
+        </w:numPr>
+        <w:spacing w:after="60"/>
+      </w:pPr>
+      <w:r>
+        <w:t xml:space="preserve">Shareholder-returns discipline (dividend/buyback) not sourced this pass - left 'unclear' in management_quality rather than guessed</w:t>
+      </w:r>
+    </w:p>
+    <w:p>
+      <w:pPr>
+        <w:pStyle w:val="ListParagraph"/>
+        <w:numPr>
+          <w:ilvl w:val="0"/>
+          <w:numId w:val="1"/>
+        </w:numPr>
+        <w:spacing w:after="60"/>
+      </w:pPr>
+      <w:r>
+        <w:t xml:space="preserve">3-year working-capital trend beyond Mar-2025 (Mar-2026 day-counts not disclosed in the source used) - left as 'unclear beyond the guided Rs200cr FY26 drawdown'</w:t>
+      </w:r>
+    </w:p>
+    <w:p>
+      <w:pPr>
+        <w:spacing w:after="120" w:before="120"/>
+      </w:pPr>
+      <w:r>
+        <w:rPr>
+          <w:b/>
+          <w:bCs/>
+          <w:sz w:val="20"/>
+          <w:szCs w:val="20"/>
+        </w:rPr>
+        <w:t xml:space="preserve">Conviction impact: </w:t>
+      </w:r>
+      <w:r>
+        <w:rPr>
+          <w:sz w:val="20"/>
+          <w:szCs w:val="20"/>
+        </w:rPr>
+        <w:t xml:space="preserve">Medium -&gt; Low-Medium. Deep dive confirms real execution on the HVA mix-shift and order book (Wabtec Rs700cr, raw-material-cost ratio falling 67%-&gt;61.9%), but also surfaces two new negatives not evident in the earlier light pass: (1) the 'near-debt-free by FY26' guidance was missed - net debt actually stayed elevated (~Rs600-800cr range) and the deleveraging target has been pushed out to FY28, a real guidance-credibility ding; (2) ROCE has kept declining (18.9%-&gt;14.8%) alongside a negative TTM PAT growth (-1%), while the stock still trades at ~35x P/E near a 52-week high. four_box valuation box downgraded from 'weak' to 'no' (score 2.5, below the 3.0 label threshold) - thesis_fit stays 'neither', now for a more clear-cut mechanical reason rather than an analyst override of a borderline-permitted label.</w:t>
+      </w:r>
+    </w:p>
+    <w:p>
+      <w:pPr>
+        <w:pStyle w:val="Heading1"/>
+        <w:spacing w:after="120" w:before="280"/>
+      </w:pPr>
+      <w:r>
+        <w:t xml:space="preserve">Guidance &amp; Expectation Gap</w:t>
+      </w:r>
+    </w:p>
+    <w:p>
+      <w:pPr>
+        <w:spacing w:after="120"/>
+      </w:pPr>
+      <w:r>
+        <w:rPr>
+          <w:i/>
+          <w:iCs/>
+          <w:color w:val="666666"/>
+          <w:sz w:val="18"/>
+          <w:szCs w:val="18"/>
+        </w:rPr>
         <w:t xml:space="preserve">Management guidance decoded into commitments, graded on the expectation → action → operational → commercial → financial ladder, then compared to what the current price appears to assume. Method: playbook/guidance-and-expectation-gap.md.</w:t>
+      </w:r>
+    </w:p>
+    <w:p>
+      <w:pPr>
+        <w:spacing w:after="120"/>
+      </w:pPr>
+      <w:r>
+        <w:rPr>
+          <w:b/>
+          <w:bCs/>
+          <w:sz w:val="20"/>
+          <w:szCs w:val="20"/>
+        </w:rPr>
+        <w:t xml:space="preserve">Commitment ladder (most-proven first):</w:t>
+      </w:r>
+    </w:p>
+    <w:tbl>
+      <w:tblPr>
+        <w:tblW w:type="dxa" w:w="9000"/>
+        <w:tblBorders>
+          <w:top w:val="single" w:color="auto" w:sz="4"/>
+          <w:left w:val="single" w:color="auto" w:sz="4"/>
+          <w:bottom w:val="single" w:color="auto" w:sz="4"/>
+          <w:right w:val="single" w:color="auto" w:sz="4"/>
+          <w:insideH w:val="single" w:color="auto" w:sz="4"/>
+          <w:insideV w:val="single" w:color="auto" w:sz="4"/>
+        </w:tblBorders>
+      </w:tblPr>
+      <w:tblGrid>
+        <w:gridCol w:w="1100"/>
+        <w:gridCol w:w="2600"/>
+        <w:gridCol w:w="2400"/>
+        <w:gridCol w:w="900"/>
+        <w:gridCol w:w="1200"/>
+        <w:gridCol w:w="800"/>
+      </w:tblGrid>
+      <w:tr>
+        <w:trPr>
+          <w:tblHeader/>
+        </w:trPr>
+        <w:tc>
+          <w:tcPr>
+            <w:tcW w:type="dxa" w:w="1100"/>
+            <w:shd w:fill="F2F2F2" w:val="clear"/>
+          </w:tcPr>
+          <w:p>
+            <w:r>
+              <w:rPr>
+                <w:b/>
+                <w:bCs/>
+                <w:sz w:val="18"/>
+                <w:szCs w:val="18"/>
+              </w:rPr>
+              <w:t xml:space="preserve">Area</w:t>
+            </w:r>
+          </w:p>
+        </w:tc>
+        <w:tc>
+          <w:tcPr>
+            <w:tcW w:type="dxa" w:w="2600"/>
+            <w:shd w:fill="F2F2F2" w:val="clear"/>
+          </w:tcPr>
+          <w:p>
+            <w:r>
+              <w:rPr>
+                <w:b/>
+                <w:bCs/>
+                <w:sz w:val="18"/>
+                <w:szCs w:val="18"/>
+              </w:rPr>
+              <w:t xml:space="preserve">Commitment</w:t>
+            </w:r>
+          </w:p>
+        </w:tc>
+        <w:tc>
+          <w:tcPr>
+            <w:tcW w:type="dxa" w:w="2400"/>
+            <w:shd w:fill="F2F2F2" w:val="clear"/>
+          </w:tcPr>
+          <w:p>
+            <w:r>
+              <w:rPr>
+                <w:b/>
+                <w:bCs/>
+                <w:sz w:val="18"/>
+                <w:szCs w:val="18"/>
+              </w:rPr>
+              <w:t xml:space="preserve">Specifics</w:t>
+            </w:r>
+          </w:p>
+        </w:tc>
+        <w:tc>
+          <w:tcPr>
+            <w:tcW w:type="dxa" w:w="900"/>
+            <w:shd w:fill="F2F2F2" w:val="clear"/>
+          </w:tcPr>
+          <w:p>
+            <w:r>
+              <w:rPr>
+                <w:b/>
+                <w:bCs/>
+                <w:sz w:val="18"/>
+                <w:szCs w:val="18"/>
+              </w:rPr>
+              <w:t xml:space="preserve">By when</w:t>
+            </w:r>
+          </w:p>
+        </w:tc>
+        <w:tc>
+          <w:tcPr>
+            <w:tcW w:type="dxa" w:w="1200"/>
+            <w:shd w:fill="F2F2F2" w:val="clear"/>
+          </w:tcPr>
+          <w:p>
+            <w:r>
+              <w:rPr>
+                <w:b/>
+                <w:bCs/>
+                <w:sz w:val="18"/>
+                <w:szCs w:val="18"/>
+              </w:rPr>
+              <w:t xml:space="preserve">Stage</w:t>
+            </w:r>
+          </w:p>
+        </w:tc>
+        <w:tc>
+          <w:tcPr>
+            <w:tcW w:type="dxa" w:w="800"/>
+            <w:shd w:fill="F2F2F2" w:val="clear"/>
+          </w:tcPr>
+          <w:p>
+            <w:r>
+              <w:rPr>
+                <w:b/>
+                <w:bCs/>
+                <w:sz w:val="18"/>
+                <w:szCs w:val="18"/>
+              </w:rPr>
+              <w:t xml:space="preserve">Thesis-critical</w:t>
+            </w:r>
+          </w:p>
+        </w:tc>
+      </w:tr>
+      <w:tr>
+        <w:tc>
+          <w:tcPr>
+            <w:tcW w:type="dxa" w:w="1100"/>
+          </w:tcPr>
+          <w:p>
+            <w:r>
+              <w:rPr>
+                <w:b w:val="false"/>
+                <w:bCs w:val="false"/>
+                <w:sz w:val="18"/>
+                <w:szCs w:val="18"/>
+              </w:rPr>
+              <w:t xml:space="preserve">orders</w:t>
+            </w:r>
+          </w:p>
+        </w:tc>
+        <w:tc>
+          <w:tcPr>
+            <w:tcW w:type="dxa" w:w="2600"/>
+          </w:tcPr>
+          <w:p>
+            <w:r>
+              <w:rPr>
+                <w:b w:val="false"/>
+                <w:bCs w:val="false"/>
+                <w:sz w:val="18"/>
+                <w:szCs w:val="18"/>
+              </w:rPr>
+              <w:t xml:space="preserve">Rs 700cr Wabtec contract for railway traction cores, multi-year</w:t>
+            </w:r>
+          </w:p>
+        </w:tc>
+        <w:tc>
+          <w:tcPr>
+            <w:tcW w:type="dxa" w:w="2400"/>
+          </w:tcPr>
+          <w:p>
+            <w:r>
+              <w:rPr>
+                <w:b w:val="false"/>
+                <w:bCs w:val="false"/>
+                <w:sz w:val="18"/>
+                <w:szCs w:val="18"/>
+              </w:rPr>
+              <w:t xml:space="preserve">Rs700cr</w:t>
+            </w:r>
+          </w:p>
+        </w:tc>
+        <w:tc>
+          <w:tcPr>
+            <w:tcW w:type="dxa" w:w="900"/>
+          </w:tcPr>
+          <w:p>
+            <w:r>
+              <w:rPr>
+                <w:b w:val="false"/>
+                <w:bCs w:val="false"/>
+                <w:sz w:val="18"/>
+                <w:szCs w:val="18"/>
+              </w:rPr>
+              <w:t xml:space="preserve">beyond</w:t>
+            </w:r>
+          </w:p>
+        </w:tc>
+        <w:tc>
+          <w:tcPr>
+            <w:tcW w:type="dxa" w:w="1200"/>
+          </w:tcPr>
+          <w:p>
+            <w:r>
+              <w:rPr>
+                <w:b w:val="false"/>
+                <w:bCs w:val="false"/>
+                <w:sz w:val="18"/>
+                <w:szCs w:val="18"/>
+              </w:rPr>
+              <w:t xml:space="preserve">commercial</w:t>
+            </w:r>
+          </w:p>
+        </w:tc>
+        <w:tc>
+          <w:tcPr>
+            <w:tcW w:type="dxa" w:w="800"/>
+          </w:tcPr>
+          <w:p>
+            <w:r>
+              <w:rPr>
+                <w:b w:val="false"/>
+                <w:bCs w:val="false"/>
+                <w:sz w:val="18"/>
+                <w:szCs w:val="18"/>
+              </w:rPr>
+              <w:t xml:space="preserve">yes</w:t>
+            </w:r>
+          </w:p>
+        </w:tc>
+      </w:tr>
+      <w:tr>
+        <w:tc>
+          <w:tcPr>
+            <w:tcW w:type="dxa" w:w="1100"/>
+          </w:tcPr>
+          <w:p>
+            <w:r>
+              <w:rPr>
+                <w:b w:val="false"/>
+                <w:bCs w:val="false"/>
+                <w:sz w:val="18"/>
+                <w:szCs w:val="18"/>
+              </w:rPr>
+              <w:t xml:space="preserve">capacity</w:t>
+            </w:r>
+          </w:p>
+        </w:tc>
+        <w:tc>
+          <w:tcPr>
+            <w:tcW w:type="dxa" w:w="2600"/>
+          </w:tcPr>
+          <w:p>
+            <w:r>
+              <w:rPr>
+                <w:b w:val="false"/>
+                <w:bCs w:val="false"/>
+                <w:sz w:val="18"/>
+                <w:szCs w:val="18"/>
+              </w:rPr>
+              <w:t xml:space="preserve">Casting capacity to reach 24,600 MT by Aug-2026, doubling to 36,000 MT by Q1 FY29 via a Rs 290cr greenfield facility (~60% funded)</w:t>
+            </w:r>
+          </w:p>
+        </w:tc>
+        <w:tc>
+          <w:tcPr>
+            <w:tcW w:type="dxa" w:w="2400"/>
+          </w:tcPr>
+          <w:p>
+            <w:r>
+              <w:rPr>
+                <w:b w:val="false"/>
+                <w:bCs w:val="false"/>
+                <w:sz w:val="18"/>
+                <w:szCs w:val="18"/>
+              </w:rPr>
+              <w:t xml:space="preserve">Rs290cr greenfield, customer-underwritten (2-yr forecasts)</w:t>
+            </w:r>
+          </w:p>
+        </w:tc>
+        <w:tc>
+          <w:tcPr>
+            <w:tcW w:type="dxa" w:w="900"/>
+          </w:tcPr>
+          <w:p>
+            <w:r>
+              <w:rPr>
+                <w:b w:val="false"/>
+                <w:bCs w:val="false"/>
+                <w:sz w:val="18"/>
+                <w:szCs w:val="18"/>
+              </w:rPr>
+              <w:t xml:space="preserve">beyond</w:t>
+            </w:r>
+          </w:p>
+        </w:tc>
+        <w:tc>
+          <w:tcPr>
+            <w:tcW w:type="dxa" w:w="1200"/>
+          </w:tcPr>
+          <w:p>
+            <w:r>
+              <w:rPr>
+                <w:b w:val="false"/>
+                <w:bCs w:val="false"/>
+                <w:sz w:val="18"/>
+                <w:szCs w:val="18"/>
+              </w:rPr>
+              <w:t xml:space="preserve">operational</w:t>
+            </w:r>
+          </w:p>
+        </w:tc>
+        <w:tc>
+          <w:tcPr>
+            <w:tcW w:type="dxa" w:w="800"/>
+          </w:tcPr>
+          <w:p>
+            <w:r>
+              <w:rPr>
+                <w:b w:val="false"/>
+                <w:bCs w:val="false"/>
+                <w:sz w:val="18"/>
+                <w:szCs w:val="18"/>
+              </w:rPr>
+              <w:t xml:space="preserve">yes</w:t>
+            </w:r>
+          </w:p>
+        </w:tc>
+      </w:tr>
+      <w:tr>
+        <w:tc>
+          <w:tcPr>
+            <w:tcW w:type="dxa" w:w="1100"/>
+          </w:tcPr>
+          <w:p>
+            <w:r>
+              <w:rPr>
+                <w:b w:val="false"/>
+                <w:bCs w:val="false"/>
+                <w:sz w:val="18"/>
+                <w:szCs w:val="18"/>
+              </w:rPr>
+              <w:t xml:space="preserve">margin</w:t>
+            </w:r>
+          </w:p>
+        </w:tc>
+        <w:tc>
+          <w:tcPr>
+            <w:tcW w:type="dxa" w:w="2600"/>
+          </w:tcPr>
+          <w:p>
+            <w:r>
+              <w:rPr>
+                <w:b w:val="false"/>
+                <w:bCs w:val="false"/>
+                <w:sz w:val="18"/>
+                <w:szCs w:val="18"/>
+              </w:rPr>
+              <w:t xml:space="preserve">EBITDA margin to reach ~17-17.2% by FY28, 18-18.5% longer-term, on HVA mix + operating leverage</w:t>
+            </w:r>
+          </w:p>
+        </w:tc>
+        <w:tc>
+          <w:tcPr>
+            <w:tcW w:type="dxa" w:w="2400"/>
+          </w:tcPr>
+          <w:p>
+            <w:r>
+              <w:rPr>
+                <w:b w:val="false"/>
+                <w:bCs w:val="false"/>
+                <w:sz w:val="18"/>
+                <w:szCs w:val="18"/>
+              </w:rPr>
+              <w:t xml:space="preserve">vs 17.0% FY26</w:t>
+            </w:r>
+          </w:p>
+        </w:tc>
+        <w:tc>
+          <w:tcPr>
+            <w:tcW w:type="dxa" w:w="900"/>
+          </w:tcPr>
+          <w:p>
+            <w:r>
+              <w:rPr>
+                <w:b w:val="false"/>
+                <w:bCs w:val="false"/>
+                <w:sz w:val="18"/>
+                <w:szCs w:val="18"/>
+              </w:rPr>
+              <w:t xml:space="preserve">FY28</w:t>
+            </w:r>
+          </w:p>
+        </w:tc>
+        <w:tc>
+          <w:tcPr>
+            <w:tcW w:type="dxa" w:w="1200"/>
+          </w:tcPr>
+          <w:p>
+            <w:r>
+              <w:rPr>
+                <w:b w:val="false"/>
+                <w:bCs w:val="false"/>
+                <w:sz w:val="18"/>
+                <w:szCs w:val="18"/>
+              </w:rPr>
+              <w:t xml:space="preserve">expectation</w:t>
+            </w:r>
+          </w:p>
+        </w:tc>
+        <w:tc>
+          <w:tcPr>
+            <w:tcW w:type="dxa" w:w="800"/>
+          </w:tcPr>
+          <w:p>
+            <w:r>
+              <w:rPr>
+                <w:b w:val="false"/>
+                <w:bCs w:val="false"/>
+                <w:sz w:val="18"/>
+                <w:szCs w:val="18"/>
+              </w:rPr>
+              <w:t xml:space="preserve">yes</w:t>
+            </w:r>
+          </w:p>
+        </w:tc>
+      </w:tr>
+      <w:tr>
+        <w:tc>
+          <w:tcPr>
+            <w:tcW w:type="dxa" w:w="1100"/>
+          </w:tcPr>
+          <w:p>
+            <w:r>
+              <w:rPr>
+                <w:b w:val="false"/>
+                <w:bCs w:val="false"/>
+                <w:sz w:val="18"/>
+                <w:szCs w:val="18"/>
+              </w:rPr>
+              <w:t xml:space="preserve">balance_sheet</w:t>
+            </w:r>
+          </w:p>
+        </w:tc>
+        <w:tc>
+          <w:tcPr>
+            <w:tcW w:type="dxa" w:w="2600"/>
+          </w:tcPr>
+          <w:p>
+            <w:r>
+              <w:rPr>
+                <w:b w:val="false"/>
+                <w:bCs w:val="false"/>
+                <w:sz w:val="18"/>
+                <w:szCs w:val="18"/>
+              </w:rPr>
+              <w:t xml:space="preserve">Net debt to fall from ~Rs 633cr to ~Rs 300cr by FY28 via inventory drawdown + cash generation</w:t>
+            </w:r>
+          </w:p>
+        </w:tc>
+        <w:tc>
+          <w:tcPr>
+            <w:tcW w:type="dxa" w:w="2400"/>
+          </w:tcPr>
+          <w:p>
+            <w:r>
+              <w:rPr>
+                <w:b w:val="false"/>
+                <w:bCs w:val="false"/>
+                <w:sz w:val="18"/>
+                <w:szCs w:val="18"/>
+              </w:rPr>
+              <w:t xml:space="preserve">Rs200cr inventory drawdown (Rs500cr-&gt;Rs300cr) targeted by Apr-2026, saving ~Rs15cr/yr in finance costs</w:t>
+            </w:r>
+          </w:p>
+        </w:tc>
+        <w:tc>
+          <w:tcPr>
+            <w:tcW w:type="dxa" w:w="900"/>
+          </w:tcPr>
+          <w:p>
+            <w:r>
+              <w:rPr>
+                <w:b w:val="false"/>
+                <w:bCs w:val="false"/>
+                <w:sz w:val="18"/>
+                <w:szCs w:val="18"/>
+              </w:rPr>
+              <w:t xml:space="preserve">FY28</w:t>
+            </w:r>
+          </w:p>
+        </w:tc>
+        <w:tc>
+          <w:tcPr>
+            <w:tcW w:type="dxa" w:w="1200"/>
+          </w:tcPr>
+          <w:p>
+            <w:r>
+              <w:rPr>
+                <w:b w:val="false"/>
+                <w:bCs w:val="false"/>
+                <w:sz w:val="18"/>
+                <w:szCs w:val="18"/>
+              </w:rPr>
+              <w:t xml:space="preserve">expectation</w:t>
+            </w:r>
+          </w:p>
+        </w:tc>
+        <w:tc>
+          <w:tcPr>
+            <w:tcW w:type="dxa" w:w="800"/>
+          </w:tcPr>
+          <w:p>
+            <w:r>
+              <w:rPr>
+                <w:b w:val="false"/>
+                <w:bCs w:val="false"/>
+                <w:sz w:val="18"/>
+                <w:szCs w:val="18"/>
+              </w:rPr>
+              <w:t xml:space="preserve">yes</w:t>
+            </w:r>
+          </w:p>
+        </w:tc>
+      </w:tr>
+      <w:tr>
+        <w:tc>
+          <w:tcPr>
+            <w:tcW w:type="dxa" w:w="1100"/>
+          </w:tcPr>
+          <w:p>
+            <w:r>
+              <w:rPr>
+                <w:b w:val="false"/>
+                <w:bCs w:val="false"/>
+                <w:sz w:val="18"/>
+                <w:szCs w:val="18"/>
+              </w:rPr>
+              <w:t xml:space="preserve">growth</w:t>
+            </w:r>
+          </w:p>
+        </w:tc>
+        <w:tc>
+          <w:tcPr>
+            <w:tcW w:type="dxa" w:w="2600"/>
+          </w:tcPr>
+          <w:p>
+            <w:r>
+              <w:rPr>
+                <w:b w:val="false"/>
+                <w:bCs w:val="false"/>
+                <w:sz w:val="18"/>
+                <w:szCs w:val="18"/>
+              </w:rPr>
+              <w:t xml:space="preserve">FY28 revenue &gt;Rs2,500cr at 90,000-tonne capacity; longer-term Rs3,000-3,300cr</w:t>
+            </w:r>
+          </w:p>
+        </w:tc>
+        <w:tc>
+          <w:tcPr>
+            <w:tcW w:type="dxa" w:w="2400"/>
+          </w:tcPr>
+          <w:p>
+            <w:r>
+              <w:rPr>
+                <w:b w:val="false"/>
+                <w:bCs w:val="false"/>
+                <w:sz w:val="18"/>
+                <w:szCs w:val="18"/>
+              </w:rPr>
+              <w:t xml:space="preserve">vs FY26 revenue ~Rs1,953cr</w:t>
+            </w:r>
+          </w:p>
+        </w:tc>
+        <w:tc>
+          <w:tcPr>
+            <w:tcW w:type="dxa" w:w="900"/>
+          </w:tcPr>
+          <w:p>
+            <w:r>
+              <w:rPr>
+                <w:b w:val="false"/>
+                <w:bCs w:val="false"/>
+                <w:sz w:val="18"/>
+                <w:szCs w:val="18"/>
+              </w:rPr>
+              <w:t xml:space="preserve">FY28</w:t>
+            </w:r>
+          </w:p>
+        </w:tc>
+        <w:tc>
+          <w:tcPr>
+            <w:tcW w:type="dxa" w:w="1200"/>
+          </w:tcPr>
+          <w:p>
+            <w:r>
+              <w:rPr>
+                <w:b w:val="false"/>
+                <w:bCs w:val="false"/>
+                <w:sz w:val="18"/>
+                <w:szCs w:val="18"/>
+              </w:rPr>
+              <w:t xml:space="preserve">expectation</w:t>
+            </w:r>
+          </w:p>
+        </w:tc>
+        <w:tc>
+          <w:tcPr>
+            <w:tcW w:type="dxa" w:w="800"/>
+          </w:tcPr>
+          <w:p>
+            <w:r>
+              <w:rPr>
+                <w:b w:val="false"/>
+                <w:bCs w:val="false"/>
+                <w:sz w:val="18"/>
+                <w:szCs w:val="18"/>
+              </w:rPr>
+              <w:t xml:space="preserve">yes</w:t>
+            </w:r>
+          </w:p>
+        </w:tc>
+      </w:tr>
+      <w:tr>
+        <w:tc>
+          <w:tcPr>
+            <w:tcW w:type="dxa" w:w="1100"/>
+          </w:tcPr>
+          <w:p>
+            <w:r>
+              <w:rPr>
+                <w:b w:val="false"/>
+                <w:bCs w:val="false"/>
+                <w:sz w:val="18"/>
+                <w:szCs w:val="18"/>
+              </w:rPr>
+              <w:t xml:space="preserve">growth</w:t>
+            </w:r>
+          </w:p>
+        </w:tc>
+        <w:tc>
+          <w:tcPr>
+            <w:tcW w:type="dxa" w:w="2600"/>
+          </w:tcPr>
+          <w:p>
+            <w:r>
+              <w:rPr>
+                <w:b w:val="false"/>
+                <w:bCs w:val="false"/>
+                <w:sz w:val="18"/>
+                <w:szCs w:val="18"/>
+              </w:rPr>
+              <w:t xml:space="preserve">Export revenue +USD10-15mn incremental over 2-3 years from the US tariff cut (50%-&gt;18%)</w:t>
+            </w:r>
+          </w:p>
+        </w:tc>
+        <w:tc>
+          <w:tcPr>
+            <w:tcW w:type="dxa" w:w="2400"/>
+          </w:tcPr>
+          <w:p>
+            <w:r>
+              <w:rPr>
+                <w:b w:val="false"/>
+                <w:bCs w:val="false"/>
+                <w:sz w:val="18"/>
+                <w:szCs w:val="18"/>
+              </w:rPr>
+              <w:t xml:space="preserve">~Rs90-130cr/yr at steady state</w:t>
+            </w:r>
+          </w:p>
+        </w:tc>
+        <w:tc>
+          <w:tcPr>
+            <w:tcW w:type="dxa" w:w="900"/>
+          </w:tcPr>
+          <w:p>
+            <w:r>
+              <w:rPr>
+                <w:b w:val="false"/>
+                <w:bCs w:val="false"/>
+                <w:sz w:val="18"/>
+                <w:szCs w:val="18"/>
+              </w:rPr>
+              <w:t xml:space="preserve">beyond</w:t>
+            </w:r>
+          </w:p>
+        </w:tc>
+        <w:tc>
+          <w:tcPr>
+            <w:tcW w:type="dxa" w:w="1200"/>
+          </w:tcPr>
+          <w:p>
+            <w:r>
+              <w:rPr>
+                <w:b w:val="false"/>
+                <w:bCs w:val="false"/>
+                <w:sz w:val="18"/>
+                <w:szCs w:val="18"/>
+              </w:rPr>
+              <w:t xml:space="preserve">expectation</w:t>
+            </w:r>
+          </w:p>
+        </w:tc>
+        <w:tc>
+          <w:tcPr>
+            <w:tcW w:type="dxa" w:w="800"/>
+          </w:tcPr>
+          <w:p>
+            <w:r>
+              <w:rPr>
+                <w:b w:val="false"/>
+                <w:bCs w:val="false"/>
+                <w:sz w:val="18"/>
+                <w:szCs w:val="18"/>
+              </w:rPr>
+              <w:t xml:space="preserve"/>
+            </w:r>
+          </w:p>
+        </w:tc>
+      </w:tr>
+    </w:tbl>
+    <w:p>
+      <w:pPr>
+        <w:spacing w:after="60" w:before="120"/>
+      </w:pPr>
+      <w:r>
+        <w:rPr>
+          <w:b/>
+          <w:bCs/>
+          <w:sz w:val="20"/>
+          <w:szCs w:val="20"/>
+        </w:rPr>
+        <w:t xml:space="preserve">Earnings chain: </w:t>
+      </w:r>
+      <w:r>
+        <w:rPr>
+          <w:b w:val="false"/>
+          <w:bCs w:val="false"/>
+          <w:sz w:val="20"/>
+          <w:szCs w:val="20"/>
+        </w:rPr>
+        <w:t xml:space="preserve">order book (Wabtec Rs700cr + railway/renewables/power demand)</w:t>
+      </w:r>
+      <w:r>
+        <w:rPr>
+          <w:color w:val="666666"/>
+          <w:sz w:val="20"/>
+          <w:szCs w:val="20"/>
+        </w:rPr>
+        <w:t xml:space="preserve"> → </w:t>
+      </w:r>
+      <w:r>
+        <w:rPr>
+          <w:b w:val="false"/>
+          <w:bCs w:val="false"/>
+          <w:sz w:val="20"/>
+          <w:szCs w:val="20"/>
+        </w:rPr>
+        <w:t xml:space="preserve">capacity ramp (sheet metal 108,000MT, machining 756,000hrs, casting to 36,000MT by FY29)</w:t>
+      </w:r>
+      <w:r>
+        <w:rPr>
+          <w:color w:val="666666"/>
+          <w:sz w:val="20"/>
+          <w:szCs w:val="20"/>
+        </w:rPr>
+        <w:t xml:space="preserve"> → </w:t>
+      </w:r>
+      <w:r>
+        <w:rPr>
+          <w:b w:val="false"/>
+          <w:bCs w:val="false"/>
+          <w:sz w:val="20"/>
+          <w:szCs w:val="20"/>
+        </w:rPr>
+        <w:t xml:space="preserve">volume growth (lamination/assembly +18-20.6% YoY)</w:t>
+      </w:r>
+      <w:r>
+        <w:rPr>
+          <w:color w:val="666666"/>
+          <w:sz w:val="20"/>
+          <w:szCs w:val="20"/>
+        </w:rPr>
+        <w:t xml:space="preserve"> → </w:t>
+      </w:r>
+      <w:r>
+        <w:rPr>
+          <w:b w:val="false"/>
+          <w:bCs w:val="false"/>
+          <w:sz w:val="20"/>
+          <w:szCs w:val="20"/>
+        </w:rPr>
+        <w:t xml:space="preserve">mix shift to HVA assemblies (+15% YoY vs loose-lamination +3%)</w:t>
+      </w:r>
+      <w:r>
+        <w:rPr>
+          <w:color w:val="666666"/>
+          <w:sz w:val="20"/>
+          <w:szCs w:val="20"/>
+        </w:rPr>
+        <w:t xml:space="preserve"> → </w:t>
+      </w:r>
+      <w:r>
+        <w:rPr>
+          <w:b w:val="false"/>
+          <w:bCs w:val="false"/>
+          <w:sz w:val="20"/>
+          <w:szCs w:val="20"/>
+        </w:rPr>
+        <w:t xml:space="preserve">EBITDA-margin expansion (15.9%-&gt;17.0%-&gt;17.2%+ guided)</w:t>
+      </w:r>
+      <w:r>
+        <w:rPr>
+          <w:color w:val="666666"/>
+          <w:sz w:val="20"/>
+          <w:szCs w:val="20"/>
+        </w:rPr>
+        <w:t xml:space="preserve"> → </w:t>
+      </w:r>
+      <w:r>
+        <w:rPr>
+          <w:b w:val="false"/>
+          <w:bCs w:val="false"/>
+          <w:sz w:val="20"/>
+          <w:szCs w:val="20"/>
+        </w:rPr>
+        <w:t xml:space="preserve">PAT (currently compressed by a higher ~30% effective tax rate vs ~24% prior)</w:t>
+      </w:r>
+    </w:p>
+    <w:p>
+      <w:pPr>
+        <w:spacing w:after="120"/>
+      </w:pPr>
+      <w:r>
+        <w:rPr>
+          <w:color w:val="666666"/>
+          <w:sz w:val="18"/>
+          <w:szCs w:val="18"/>
+        </w:rPr>
+        <w:t xml:space="preserve">Bottleneck link: greenfield casting/machining capacity commissioning (Q1 FY29) + net-debt reduction execution.</w:t>
+      </w:r>
+    </w:p>
+    <w:p>
+      <w:pPr>
+        <w:spacing w:after="120"/>
+      </w:pPr>
+      <w:r>
+        <w:rPr>
+          <w:color w:val="666666"/>
+          <w:sz w:val="18"/>
+          <w:szCs w:val="18"/>
+        </w:rPr>
+        <w:t xml:space="preserve">Operating leverage: yes — evidenced in FY26 EBITDA-margin expansion (15.9%-&gt;17.0%) despite Q4 energy-cost pressure, though PAT margin has NOT followed through due to the higher tax rate</w:t>
+      </w:r>
+    </w:p>
+    <w:p>
+      <w:pPr>
+        <w:spacing w:after="120"/>
+      </w:pPr>
+      <w:r>
+        <w:rPr>
+          <w:color w:val="666666"/>
+          <w:sz w:val="18"/>
+          <w:szCs w:val="18"/>
+        </w:rPr>
+        <w:t xml:space="preserve">Evidenced: order book (Wabtec); volume growth (lamination/assembly +18-20.6% YoY); mix shift to HVA assemblies; EBITDA-margin expansion (FY26 actual). Still assumed: capacity ramp (greenfield not yet commissioned); PAT flow-through (blocked by the tax-rate step-up).</w:t>
       </w:r>
     </w:p>
     <w:p>
@@ -356,7 +1765,7 @@
           </w:tcPr>
           <w:p>
             <w:r>
-              <w:t xml:space="preserve">2026-09-09</w:t>
+              <w:t xml:space="preserve">2026-09-18</w:t>
             </w:r>
           </w:p>
         </w:tc>
@@ -383,7 +1792,7 @@
           </w:tcPr>
           <w:p>
             <w:r>
-              <w:t xml:space="preserve">Rs 1172 · 35.4x P/E</w:t>
+              <w:t xml:space="preserve">Rs 1160 · 35x P/E</w:t>
             </w:r>
           </w:p>
         </w:tc>
@@ -437,7 +1846,7 @@
           </w:tcPr>
           <w:p>
             <w:r>
-              <w:t xml:space="preserve">~35x TTM on a no-pricing-power laminations maker implies ~30%+ EPS CAGR FY26-28 at a 20-22x exit</w:t>
+              <w:t xml:space="preserve">~35x TTM on a no-pricing-power lamination/assembly maker implies a high-20s%+ EPS CAGR FY26-28 at a 20-22x exit - a stretch given TTM PAT growth is actually -1% and ROCE has kept declining</w:t>
             </w:r>
           </w:p>
         </w:tc>
@@ -464,7 +1873,7 @@
           </w:tcPr>
           <w:p>
             <w:r>
-              <w:t xml:space="preserve">revenue +18-22% on railways/renewable/power demand, OPM toward 17-18%, PAT +25-30% on the value-mix shift</w:t>
+              <w:t xml:space="preserve">revenue +14-18% (Q1 FY27 actual +16%), EBITDA margin ~17%, but PAT growth muted by the higher ~30% effective tax rate versus FY25's ~24%</w:t>
             </w:r>
           </w:p>
         </w:tc>
@@ -491,7 +1900,7 @@
           </w:tcPr>
           <w:p>
             <w:r>
-              <w:t xml:space="preserve">continued shift to 15%+ EBITDA stator/rotor sub-assemblies; post-merger integration benefits</w:t>
+              <w:t xml:space="preserve">management's own &gt;Rs 2,500cr revenue / ~17-17.2% EBITDA-margin target if the greenfield facility commissions on schedule (Q1 FY29) and Wabtec executes; net debt targeted down to ~Rs 300cr from ~Rs 633cr, a target already pushed out once from an FY26 goal</w:t>
             </w:r>
           </w:p>
         </w:tc>
@@ -545,7 +1954,7 @@
           </w:tcPr>
           <w:p>
             <w:r>
-              <w:t xml:space="preserve">mix</w:t>
+              <w:t xml:space="preserve">margin</w:t>
             </w:r>
           </w:p>
         </w:tc>
@@ -599,7 +2008,7 @@
           </w:tcPr>
           <w:p>
             <w:r>
-              <w:t xml:space="preserve">the mix shift from ~8-10% commodity sheet to 15%+ sub-assemblies is partly in the 35x; no pricing power, a merger-inflated capital base (ROCE slipping 19%-&gt;15%) and promoter selling cap it</w:t>
+              <w:t xml:space="preserve">EBITDA-level mix shift to HVA assemblies is real and evidenced (raw-material cost/sales 67%-&gt;61.9%), but PAT hasn't followed through due to a higher ~30% effective tax rate (from ~24%) and a net-debt reduction that's slipped from an FY26 target to FY28 - the 35x multiple assumes both resolve, which is unconfirmed</w:t>
             </w:r>
           </w:p>
         </w:tc>
@@ -645,6 +2054,35 @@
           <w:szCs w:val="16"/>
         </w:rPr>
         <w:t xml:space="preserve">no broker consensus; implied path is a reverse-P/E estimate + screener.in forward figures + VP thread view</w:t>
+      </w:r>
+    </w:p>
+    <w:p>
+      <w:pPr>
+        <w:spacing w:after="120" w:before="120"/>
+      </w:pPr>
+      <w:r>
+        <w:rPr>
+          <w:b/>
+          <w:bCs/>
+          <w:sz w:val="20"/>
+          <w:szCs w:val="20"/>
+        </w:rPr>
+        <w:t xml:space="preserve">Catalyst: </w:t>
+      </w:r>
+      <w:r>
+        <w:rPr>
+          <w:sz w:val="20"/>
+          <w:szCs w:val="20"/>
+        </w:rPr>
+        <w:t xml:space="preserve">FY28 print testing whether net debt actually falls toward ~Rs300cr (from ~Rs633cr) and whether PAT margin recovers as the tax rate normalises / HVA mix offsets it; nearer-term, Q2-Q3 FY27 prints test whether Q4FY26's energy-cost margin hit was one-off</w:t>
+      </w:r>
+      <w:r>
+        <w:rPr>
+          <w:color w:val="666666"/>
+          <w:sz w:val="18"/>
+          <w:szCs w:val="18"/>
+        </w:rPr>
+        <w:t xml:space="preserve"> (window ~6M from 2026-09-18; undated; evidence med; pending)</w:t>
       </w:r>
     </w:p>
     <w:p>
@@ -723,7 +2161,7 @@
           </w:tcPr>
           <w:p>
             <w:r>
-              <w:t xml:space="preserve">Grid / transmission equipment + rotating machines (motors, generators, traction)</w:t>
+              <w:t xml:space="preserve">Grid/transmission equipment + rotating machines (motors, generators, traction) - electrical steel laminations &amp; assemblies</w:t>
             </w:r>
           </w:p>
         </w:tc>
@@ -750,7 +2188,7 @@
           </w:tcPr>
           <w:p>
             <w:r>
-              <w:t xml:space="preserve">Components / sub-assembly layer - supplies electrical-steel laminations and, increasingly, wound stator/rotor sub-assemblies to OEMs of motors, generators, alternators and traction motors (Siemens/ABB-type customers, railways, renewables). Moving from selling sheet to selling assembled sub-systems.</w:t>
+              <w:t xml:space="preserve">Components/sub-assembly layer supplying laminations, stator/rotor and copper-wound sub-assemblies to OEMs (Siemens/ABB-type customers, railways via a Rs 700cr Wabtec contract, renewables); organised-segment leader with ~8% share of a ~500,000-tonne market, moving from loose sheet to assembled sub-systems</w:t>
             </w:r>
           </w:p>
         </w:tc>
@@ -777,7 +2215,7 @@
           </w:tcPr>
           <w:p>
             <w:r>
-              <w:t xml:space="preserve">—</w:t>
+              <w:t xml:space="preserve">Rs 290cr greenfield casting/machining capacity (commissioning targeted Q1 FY29) and net-debt/working-capital normalisation</w:t>
             </w:r>
           </w:p>
         </w:tc>
@@ -804,7 +2242,7 @@
           </w:tcPr>
           <w:p>
             <w:r>
-              <w:t xml:space="preserve">—</w:t>
+              <w:t xml:space="preserve">adding</w:t>
             </w:r>
           </w:p>
         </w:tc>
@@ -831,7 +2269,7 @@
           </w:tcPr>
           <w:p>
             <w:r>
-              <w:t xml:space="preserve">—</w:t>
+              <w:t xml:space="preserve">Tempel (India), KRYFS Power Components, Sundram Fasteners, Bharat Bijlee</w:t>
             </w:r>
           </w:p>
         </w:tc>
@@ -840,6 +2278,19 @@
     <w:p>
       <w:pPr>
         <w:spacing w:after="120"/>
+      </w:pPr>
+      <w:r>
+        <w:rPr>
+          <w:color w:val="666666"/>
+          <w:sz w:val="18"/>
+          <w:szCs w:val="18"/>
+        </w:rPr>
+        <w:t xml:space="preserve">Pitti's operating margin (~16.2%) already runs roughly double named peers Tempel (~7.9%) and KRYFS (~8.5%), evidence the HVA mix-shift and market-leadership position are real; capacity being added is customer-underwritten (2-yr forecasts, Wabtec contract) rather than speculative, tempering the usual late-cycle-glut read on 'adding'.</w:t>
+      </w:r>
+    </w:p>
+    <w:p>
+      <w:pPr>
+        <w:spacing w:after="60" w:before="120"/>
       </w:pPr>
       <w:r>
         <w:rPr>
@@ -848,7 +2299,113 @@
           <w:sz w:val="20"/>
           <w:szCs w:val="20"/>
         </w:rPr>
-        <w:t xml:space="preserve">Quality metrics (ROCE · debt · FCF · margin · capex):</w:t>
+        <w:t xml:space="preserve">Earnings quality: </w:t>
+      </w:r>
+      <w:r>
+        <w:rPr>
+          <w:sz w:val="20"/>
+          <w:szCs w:val="20"/>
+        </w:rPr>
+        <w:t xml:space="preserve">margin driver structural</w:t>
+      </w:r>
+      <w:r>
+        <w:rPr>
+          <w:b/>
+          <w:bCs/>
+          <w:color w:val="A32020"/>
+          <w:sz w:val="20"/>
+          <w:szCs w:val="20"/>
+        </w:rPr>
+        <w:t xml:space="preserve"/>
+      </w:r>
+    </w:p>
+    <w:p>
+      <w:pPr>
+        <w:spacing w:after="120"/>
+      </w:pPr>
+      <w:r>
+        <w:rPr>
+          <w:color w:val="666666"/>
+          <w:sz w:val="18"/>
+          <w:szCs w:val="18"/>
+        </w:rPr>
+        <w:t xml:space="preserve">Drivers: HVA/assembled-mix shift (loose laminations ~8-10% EBITDA vs assemblies 15%+); raw-material cost as % of sales falling 67% FY21 -&gt; 61.9% FY25; operating leverage on higher utilisation (machining 86%, sheet metal 73%).</w:t>
+      </w:r>
+    </w:p>
+    <w:p>
+      <w:pPr>
+        <w:spacing w:after="120"/>
+      </w:pPr>
+      <w:r>
+        <w:rPr>
+          <w:color w:val="666666"/>
+          <w:sz w:val="18"/>
+          <w:szCs w:val="18"/>
+        </w:rPr>
+        <w:t xml:space="preserve">EBITDA margin (17.0% FY26) is still below management's own 18-18.5% longer-term target, i.e. below rather than above a defensible through-cycle level - the risk here is delayed delivery (and a tax-rate drag on PAT), not a cyclical margin peak.</w:t>
+      </w:r>
+    </w:p>
+    <w:p>
+      <w:pPr>
+        <w:spacing w:after="60" w:before="120"/>
+      </w:pPr>
+      <w:r>
+        <w:rPr>
+          <w:b/>
+          <w:bCs/>
+          <w:sz w:val="20"/>
+          <w:szCs w:val="20"/>
+        </w:rPr>
+        <w:t xml:space="preserve">Growth trajectory: </w:t>
+      </w:r>
+      <w:r>
+        <w:rPr>
+          <w:b w:val="false"/>
+          <w:bCs w:val="false"/>
+          <w:sz w:val="20"/>
+          <w:szCs w:val="20"/>
+        </w:rPr>
+        <w:t xml:space="preserve">YoY growth rate is lumpy</w:t>
+      </w:r>
+    </w:p>
+    <w:p>
+      <w:pPr>
+        <w:spacing w:after="120"/>
+      </w:pPr>
+      <w:r>
+        <w:rPr>
+          <w:color w:val="666666"/>
+          <w:sz w:val="18"/>
+          <w:szCs w:val="18"/>
+        </w:rPr>
+        <w:t xml:space="preserve">YoY revenue growth: Q1FY26 +16.9%, Q2FY26 +11.4%, Q4FY26 +7% (slowest of the run, energy-cost/high base), Q1FY27 +16% - decelerating through FY26 then reaccelerating in Q1 FY27; an order/project-driven capital-goods business, treat as lumpy/neutral rather than a clean trend</w:t>
+      </w:r>
+    </w:p>
+    <w:p>
+      <w:pPr>
+        <w:spacing w:after="120"/>
+      </w:pPr>
+      <w:r>
+        <w:rPr>
+          <w:color w:val="666666"/>
+          <w:sz w:val="18"/>
+          <w:szCs w:val="18"/>
+        </w:rPr>
+        <w:t xml:space="preserve">Reverse P/E: 35x TTM P/E needs consistent high-teens-to-20s% EPS growth; the actual quarterly pattern this year has been high-single-digit to high-teens revenue growth with PAT growth notably weaker (TTM PAT growth -1%) due to the tax-rate step-up - the multiple is running ahead of the demonstrated bottom-line growth rate.</w:t>
+      </w:r>
+    </w:p>
+    <w:p>
+      <w:pPr>
+        <w:spacing w:after="120"/>
+      </w:pPr>
+      <w:r>
+        <w:rPr>
+          <w:b/>
+          <w:bCs/>
+          <w:sz w:val="20"/>
+          <w:szCs w:val="20"/>
+        </w:rPr>
+        <w:t xml:space="preserve">Management quality (TVGP's "P"):</w:t>
       </w:r>
     </w:p>
     <w:tbl>
@@ -906,125 +2463,125 @@
                 <w:b/>
                 <w:bCs/>
               </w:rPr>
-              <w:t xml:space="preserve">ROCE</w:t>
-            </w:r>
-          </w:p>
-        </w:tc>
-        <w:tc>
-          <w:tcPr>
-            <w:tcW w:type="dxa" w:w="5800"/>
-          </w:tcPr>
-          <w:p>
-            <w:r>
-              <w:t xml:space="preserve">15% (declining)</w:t>
-            </w:r>
-          </w:p>
-        </w:tc>
-      </w:tr>
-      <w:tr>
-        <w:tc>
-          <w:tcPr>
-            <w:tcW w:type="dxa" w:w="3200"/>
-            <w:shd w:fill="F2F2F2" w:val="clear"/>
-          </w:tcPr>
-          <w:p>
-            <w:r>
-              <w:rPr>
-                <w:b/>
-                <w:bCs/>
-              </w:rPr>
-              <w:t xml:space="preserve">Leverage</w:t>
-            </w:r>
-          </w:p>
-        </w:tc>
-        <w:tc>
-          <w:tcPr>
-            <w:tcW w:type="dxa" w:w="5800"/>
-          </w:tcPr>
-          <w:p>
-            <w:r>
-              <w:t xml:space="preserve">Net debt/EBITDA 2.5x</w:t>
-            </w:r>
-          </w:p>
-        </w:tc>
-      </w:tr>
-      <w:tr>
-        <w:tc>
-          <w:tcPr>
-            <w:tcW w:type="dxa" w:w="3200"/>
-            <w:shd w:fill="F2F2F2" w:val="clear"/>
-          </w:tcPr>
-          <w:p>
-            <w:r>
-              <w:rPr>
-                <w:b/>
-                <w:bCs/>
-              </w:rPr>
-              <w:t xml:space="preserve">FCF conversion</w:t>
-            </w:r>
-          </w:p>
-        </w:tc>
-        <w:tc>
-          <w:tcPr>
-            <w:tcW w:type="dxa" w:w="5800"/>
-          </w:tcPr>
-          <w:p>
-            <w:r>
-              <w:t xml:space="preserve">-26%</w:t>
-            </w:r>
-          </w:p>
-        </w:tc>
-      </w:tr>
-      <w:tr>
-        <w:tc>
-          <w:tcPr>
-            <w:tcW w:type="dxa" w:w="3200"/>
-            <w:shd w:fill="F2F2F2" w:val="clear"/>
-          </w:tcPr>
-          <w:p>
-            <w:r>
-              <w:rPr>
-                <w:b/>
-                <w:bCs/>
-              </w:rPr>
-              <w:t xml:space="preserve">Margin trend</w:t>
-            </w:r>
-          </w:p>
-        </w:tc>
-        <w:tc>
-          <w:tcPr>
-            <w:tcW w:type="dxa" w:w="5800"/>
-          </w:tcPr>
-          <w:p>
-            <w:r>
-              <w:t xml:space="preserve">expanding</w:t>
-            </w:r>
-          </w:p>
-        </w:tc>
-      </w:tr>
-      <w:tr>
-        <w:tc>
-          <w:tcPr>
-            <w:tcW w:type="dxa" w:w="3200"/>
-            <w:shd w:fill="F2F2F2" w:val="clear"/>
-          </w:tcPr>
-          <w:p>
-            <w:r>
-              <w:rPr>
-                <w:b/>
-                <w:bCs/>
-              </w:rPr>
-              <w:t xml:space="preserve">Capex efficiency</w:t>
-            </w:r>
-          </w:p>
-        </w:tc>
-        <w:tc>
-          <w:tcPr>
-            <w:tcW w:type="dxa" w:w="5800"/>
-          </w:tcPr>
-          <w:p>
-            <w:r>
-              <w:t xml:space="preserve">neutral</w:t>
+              <w:t xml:space="preserve">Capital allocation</w:t>
+            </w:r>
+          </w:p>
+        </w:tc>
+        <w:tc>
+          <w:tcPr>
+            <w:tcW w:type="dxa" w:w="5800"/>
+          </w:tcPr>
+          <w:p>
+            <w:r>
+              <w:t xml:space="preserve">4 M&amp;A/amalgamation deals since 2018 (Pitti Castings, Bagadia Chaitra, Dakshin Foundry, plus a further FY26 intra-group amalgamation) plus a QIP raise and ~Rs440cr of capex/acquisition capital deployed 2024-26; incremental ROCE has actually declined (18.9%-&gt;14.8%) as the capital base grew faster than earnings so far, though capacity is customer-underwritten (2-yr forecasts, Wabtec) rather than speculative (neutral)</w:t>
+            </w:r>
+          </w:p>
+        </w:tc>
+      </w:tr>
+      <w:tr>
+        <w:tc>
+          <w:tcPr>
+            <w:tcW w:type="dxa" w:w="3200"/>
+            <w:shd w:fill="F2F2F2" w:val="clear"/>
+          </w:tcPr>
+          <w:p>
+            <w:r>
+              <w:rPr>
+                <w:b/>
+                <w:bCs/>
+              </w:rPr>
+              <w:t xml:space="preserve">Related-party trend</w:t>
+            </w:r>
+          </w:p>
+        </w:tc>
+        <w:tc>
+          <w:tcPr>
+            <w:tcW w:type="dxa" w:w="5800"/>
+          </w:tcPr>
+          <w:p>
+            <w:r>
+              <w:t xml:space="preserve">unclear</w:t>
+            </w:r>
+          </w:p>
+        </w:tc>
+      </w:tr>
+      <w:tr>
+        <w:tc>
+          <w:tcPr>
+            <w:tcW w:type="dxa" w:w="3200"/>
+            <w:shd w:fill="F2F2F2" w:val="clear"/>
+          </w:tcPr>
+          <w:p>
+            <w:r>
+              <w:rPr>
+                <w:b/>
+                <w:bCs/>
+              </w:rPr>
+              <w:t xml:space="preserve">Guidance credibility</w:t>
+            </w:r>
+          </w:p>
+        </w:tc>
+        <w:tc>
+          <w:tcPr>
+            <w:tcW w:type="dxa" w:w="5800"/>
+          </w:tcPr>
+          <w:p>
+            <w:r>
+              <w:t xml:space="preserve">mixed</w:t>
+            </w:r>
+          </w:p>
+        </w:tc>
+      </w:tr>
+      <w:tr>
+        <w:tc>
+          <w:tcPr>
+            <w:tcW w:type="dxa" w:w="3200"/>
+            <w:shd w:fill="F2F2F2" w:val="clear"/>
+          </w:tcPr>
+          <w:p>
+            <w:r>
+              <w:rPr>
+                <w:b/>
+                <w:bCs/>
+              </w:rPr>
+              <w:t xml:space="preserve">Shareholder returns</w:t>
+            </w:r>
+          </w:p>
+        </w:tc>
+        <w:tc>
+          <w:tcPr>
+            <w:tcW w:type="dxa" w:w="5800"/>
+          </w:tcPr>
+          <w:p>
+            <w:r>
+              <w:t xml:space="preserve">unclear</w:t>
+            </w:r>
+          </w:p>
+        </w:tc>
+      </w:tr>
+      <w:tr>
+        <w:tc>
+          <w:tcPr>
+            <w:tcW w:type="dxa" w:w="3200"/>
+            <w:shd w:fill="F2F2F2" w:val="clear"/>
+          </w:tcPr>
+          <w:p>
+            <w:r>
+              <w:rPr>
+                <w:b/>
+                <w:bCs/>
+              </w:rPr>
+              <w:t xml:space="preserve">Capability ladder / VAP</w:t>
+            </w:r>
+          </w:p>
+        </w:tc>
+        <w:tc>
+          <w:tcPr>
+            <w:tcW w:type="dxa" w:w="5800"/>
+          </w:tcPr>
+          <w:p>
+            <w:r>
+              <w:t xml:space="preserve">Explicit, well-documented move from commodity loose laminations (~8-10% EBITDA) to wound stator/rotor sub-assemblies (15%+) - the clearest capability-ladder language of the pass, backed by measurable raw-material-cost-ratio evidence (67%-&gt;61.9%).</w:t>
             </w:r>
           </w:p>
         </w:tc>
@@ -1032,7 +2589,7 @@
     </w:tbl>
     <w:p>
       <w:pPr>
-        <w:spacing w:after="60" w:before="120"/>
+        <w:spacing w:after="120"/>
       </w:pPr>
       <w:r>
         <w:rPr>
@@ -1041,6 +2598,199 @@
           <w:sz w:val="20"/>
           <w:szCs w:val="20"/>
         </w:rPr>
+        <w:t xml:space="preserve">Quality metrics (ROCE · debt · FCF · margin · capex):</w:t>
+      </w:r>
+    </w:p>
+    <w:tbl>
+      <w:tblPr>
+        <w:tblW w:type="dxa" w:w="9000"/>
+        <w:tblBorders>
+          <w:top w:val="single" w:color="auto" w:sz="4"/>
+          <w:left w:val="single" w:color="auto" w:sz="4"/>
+          <w:bottom w:val="single" w:color="auto" w:sz="4"/>
+          <w:right w:val="single" w:color="auto" w:sz="4"/>
+          <w:insideH w:val="single" w:color="auto" w:sz="4"/>
+          <w:insideV w:val="single" w:color="auto" w:sz="4"/>
+        </w:tblBorders>
+      </w:tblPr>
+      <w:tblGrid>
+        <w:gridCol w:w="3200"/>
+        <w:gridCol w:w="5800"/>
+      </w:tblGrid>
+      <w:tr>
+        <w:tc>
+          <w:tcPr>
+            <w:tcW w:type="dxa" w:w="3200"/>
+            <w:shd w:fill="F2F2F2" w:val="clear"/>
+          </w:tcPr>
+          <w:p>
+            <w:r>
+              <w:rPr>
+                <w:b/>
+                <w:bCs/>
+              </w:rPr>
+              <w:t xml:space="preserve">Assessment</w:t>
+            </w:r>
+          </w:p>
+        </w:tc>
+        <w:tc>
+          <w:tcPr>
+            <w:tcW w:type="dxa" w:w="5800"/>
+          </w:tcPr>
+          <w:p>
+            <w:r>
+              <w:t xml:space="preserve">neutral</w:t>
+            </w:r>
+          </w:p>
+        </w:tc>
+      </w:tr>
+      <w:tr>
+        <w:tc>
+          <w:tcPr>
+            <w:tcW w:type="dxa" w:w="3200"/>
+            <w:shd w:fill="F2F2F2" w:val="clear"/>
+          </w:tcPr>
+          <w:p>
+            <w:r>
+              <w:rPr>
+                <w:b/>
+                <w:bCs/>
+              </w:rPr>
+              <w:t xml:space="preserve">ROCE</w:t>
+            </w:r>
+          </w:p>
+        </w:tc>
+        <w:tc>
+          <w:tcPr>
+            <w:tcW w:type="dxa" w:w="5800"/>
+          </w:tcPr>
+          <w:p>
+            <w:r>
+              <w:t xml:space="preserve">14.8% (declining)</w:t>
+            </w:r>
+          </w:p>
+        </w:tc>
+      </w:tr>
+      <w:tr>
+        <w:tc>
+          <w:tcPr>
+            <w:tcW w:type="dxa" w:w="3200"/>
+            <w:shd w:fill="F2F2F2" w:val="clear"/>
+          </w:tcPr>
+          <w:p>
+            <w:r>
+              <w:rPr>
+                <w:b/>
+                <w:bCs/>
+              </w:rPr>
+              <w:t xml:space="preserve">Leverage</w:t>
+            </w:r>
+          </w:p>
+        </w:tc>
+        <w:tc>
+          <w:tcPr>
+            <w:tcW w:type="dxa" w:w="5800"/>
+          </w:tcPr>
+          <w:p>
+            <w:r>
+              <w:t xml:space="preserve">Net debt/EBITDA 1.8x</w:t>
+            </w:r>
+          </w:p>
+        </w:tc>
+      </w:tr>
+      <w:tr>
+        <w:tc>
+          <w:tcPr>
+            <w:tcW w:type="dxa" w:w="3200"/>
+            <w:shd w:fill="F2F2F2" w:val="clear"/>
+          </w:tcPr>
+          <w:p>
+            <w:r>
+              <w:rPr>
+                <w:b/>
+                <w:bCs/>
+              </w:rPr>
+              <w:t xml:space="preserve">FCF conversion</w:t>
+            </w:r>
+          </w:p>
+        </w:tc>
+        <w:tc>
+          <w:tcPr>
+            <w:tcW w:type="dxa" w:w="5800"/>
+          </w:tcPr>
+          <w:p>
+            <w:r>
+              <w:t xml:space="preserve">-28%</w:t>
+            </w:r>
+          </w:p>
+        </w:tc>
+      </w:tr>
+      <w:tr>
+        <w:tc>
+          <w:tcPr>
+            <w:tcW w:type="dxa" w:w="3200"/>
+            <w:shd w:fill="F2F2F2" w:val="clear"/>
+          </w:tcPr>
+          <w:p>
+            <w:r>
+              <w:rPr>
+                <w:b/>
+                <w:bCs/>
+              </w:rPr>
+              <w:t xml:space="preserve">Margin trend</w:t>
+            </w:r>
+          </w:p>
+        </w:tc>
+        <w:tc>
+          <w:tcPr>
+            <w:tcW w:type="dxa" w:w="5800"/>
+          </w:tcPr>
+          <w:p>
+            <w:r>
+              <w:t xml:space="preserve">expanding</w:t>
+            </w:r>
+          </w:p>
+        </w:tc>
+      </w:tr>
+      <w:tr>
+        <w:tc>
+          <w:tcPr>
+            <w:tcW w:type="dxa" w:w="3200"/>
+            <w:shd w:fill="F2F2F2" w:val="clear"/>
+          </w:tcPr>
+          <w:p>
+            <w:r>
+              <w:rPr>
+                <w:b/>
+                <w:bCs/>
+              </w:rPr>
+              <w:t xml:space="preserve">Capex efficiency</w:t>
+            </w:r>
+          </w:p>
+        </w:tc>
+        <w:tc>
+          <w:tcPr>
+            <w:tcW w:type="dxa" w:w="5800"/>
+          </w:tcPr>
+          <w:p>
+            <w:r>
+              <w:t xml:space="preserve">neutral</w:t>
+            </w:r>
+          </w:p>
+        </w:tc>
+      </w:tr>
+    </w:tbl>
+    <w:p>
+      <w:pPr>
+        <w:spacing w:after="60" w:before="120"/>
+      </w:pPr>
+      <w:r>
+        <w:rPr>
+          <w:b/>
+          <w:bCs/>
+          <w:sz w:val="20"/>
+          <w:szCs w:val="20"/>
+        </w:rPr>
         <w:t xml:space="preserve">Track record (Coffee Can persistence check): </w:t>
       </w:r>
       <w:r>
@@ -1048,7 +2798,7 @@
           <w:sz w:val="20"/>
           <w:szCs w:val="20"/>
         </w:rPr>
-        <w:t xml:space="preserve">cleared revenue growth ≥10% AND ROCE ≥15% in 3 of the last 3 years (consistency_score 100)</w:t>
+        <w:t xml:space="preserve">cleared revenue growth ≥10% AND ROCE ≥15% in 3 of the last 4 years (consistency_score 75)</w:t>
       </w:r>
     </w:p>
     <w:p>
@@ -1061,7 +2811,7 @@
           <w:sz w:val="18"/>
           <w:szCs w:val="18"/>
         </w:rPr>
-        <w:t xml:space="preserve">FY22 (+84%/19%), FY23 (+15%/17%) and FY24 (+13%/15%) each cleared both filters. FY25-26 ROCE is not in the captured table but revenue growth stayed above 12% (+37%, +12%); ~23% revenue CAGR, though ROCE is trending down on the merger-enlarged capital base.</w:t>
+        <w:t xml:space="preserve">FY22 (+84%/19%), FY23 (+15%/17%) and FY24 (+13%/15%) each cleared both filters (revenue growth &gt;=10% and ROCE &gt;=15%). FY26 (+12% revenue growth, ROCE now 14.8%) fails the ROCE bar for the first time as the merger-enlarged capital base outpaces earnings - the Coffee-Can streak likely breaks in FY26, though this year's check uses the latest available ROCE reading rather than a fully reconstructed FY26 annual-report table.</w:t>
       </w:r>
     </w:p>
     <w:p>
@@ -1070,62 +2820,7 @@
         <w:spacing w:after="120" w:before="280"/>
       </w:pPr>
       <w:r>
-        <w:t xml:space="preserve">Technical Read (Weekly / Monthly MACD + Bollinger Bands, or RSI/CCI/Williams %R proxy)</w:t>
-      </w:r>
-    </w:p>
-    <w:p>
-      <w:pPr>
-        <w:spacing w:after="120"/>
-      </w:pPr>
-      <w:r>
-        <w:t xml:space="preserve">Not pulled - near a fresh 52-week high per Aug-26 press; the call rests on business economics, not chart position.</w:t>
-      </w:r>
-    </w:p>
-    <w:p>
-      <w:pPr>
-        <w:pStyle w:val="Heading1"/>
-        <w:spacing w:after="120" w:before="280"/>
-      </w:pPr>
-      <w:r>
-        <w:t xml:space="preserve">ValuePickr Community Signal</w:t>
-      </w:r>
-    </w:p>
-    <w:p>
-      <w:pPr>
-        <w:spacing w:after="120"/>
-      </w:pPr>
-      <w:r>
-        <w:t xml:space="preserve">65-post thread, most recent post 2026-04-22 (thread has gone quiet - the trusted-X lead, not the forum, is the live signal). Long-run tenor is positive: this is described as a 'tier-3 company but a segment market leader' that has not gone to insane valuations, with a decade-long holder (Agarwala) heavily invested from Rs 30-40 and constructive concall summaries (Meet_Kush, itsnitin, Prakhar_Sankrityayan). Order book grew ~25-30% QoQ to ~Rs 898 Cr (Q3FY24 data point). Recurring concerns: (1) no pricing power / contract-manufacturer economics, (2) cyclicality tied to capex spend of Siemens/ABB-type customers, (3) Chairman never attends concalls, (4) promoter selling around Rs 1,400+.</w:t>
-      </w:r>
-    </w:p>
-    <w:p>
-      <w:pPr>
-        <w:spacing w:after="120"/>
-      </w:pPr>
-      <w:r>
-        <w:rPr>
-          <w:b/>
-          <w:bCs/>
-          <w:sz w:val="20"/>
-          <w:szCs w:val="20"/>
-        </w:rPr>
-        <w:t xml:space="preserve">High-conviction call from a top contributor: </w:t>
-      </w:r>
-      <w:r>
-        <w:rPr>
-          <w:sz w:val="20"/>
-          <w:szCs w:val="20"/>
-        </w:rPr>
-        <w:t xml:space="preserve">No core-tier call. General constructive sentiment from long-term holders; KR Choksey target progression Rs 754 -&gt; Rs 1,379 -&gt; Rs 1,552. No trusted-user directional conviction call in the fetched window. The @suru27 writeup that seeded this (trusted-x, 'high') focuses on the loose-laminations -&gt; high-value-assemblies margin shift and is non-negative.</w:t>
-      </w:r>
-    </w:p>
-    <w:p>
-      <w:pPr>
-        <w:pStyle w:val="Heading1"/>
-        <w:spacing w:after="120" w:before="280"/>
-      </w:pPr>
-      <w:r>
-        <w:t xml:space="preserve">Trusted-User Signals (Ongoing)</w:t>
+        <w:t xml:space="preserve">Fundamentals-Gap Checks (shareholding · working capital · sector KPIs · scenario analysis)</w:t>
       </w:r>
     </w:p>
     <w:p>
@@ -1140,12 +2835,12 @@
           <w:sz w:val="18"/>
           <w:szCs w:val="18"/>
         </w:rPr>
-        <w:t xml:space="preserve">Every time a trusted user expresses clear conviction on this stock, most recent first — this section accumulates over time, it isn't a one-time snapshot.</w:t>
-      </w:r>
-    </w:p>
-    <w:p>
-      <w:pPr>
-        <w:spacing w:after="100"/>
+        <w:t xml:space="preserve">Extra fundamentals extracted from the same filings — informational only, not yet consumed by any scoring script.</w:t>
+      </w:r>
+    </w:p>
+    <w:p>
+      <w:pPr>
+        <w:spacing w:after="120"/>
       </w:pPr>
       <w:r>
         <w:rPr>
@@ -1154,8 +2849,612 @@
           <w:sz w:val="20"/>
           <w:szCs w:val="20"/>
         </w:rPr>
-        <w:t xml:space="preserve">2026-09-07 — suru27</w:t>
-      </w:r>
+        <w:t xml:space="preserve">Shareholding pattern:</w:t>
+      </w:r>
+    </w:p>
+    <w:tbl>
+      <w:tblPr>
+        <w:tblW w:type="dxa" w:w="9000"/>
+        <w:tblBorders>
+          <w:top w:val="single" w:color="auto" w:sz="4"/>
+          <w:left w:val="single" w:color="auto" w:sz="4"/>
+          <w:bottom w:val="single" w:color="auto" w:sz="4"/>
+          <w:right w:val="single" w:color="auto" w:sz="4"/>
+          <w:insideH w:val="single" w:color="auto" w:sz="4"/>
+          <w:insideV w:val="single" w:color="auto" w:sz="4"/>
+        </w:tblBorders>
+      </w:tblPr>
+      <w:tblGrid>
+        <w:gridCol w:w="3200"/>
+        <w:gridCol w:w="5800"/>
+      </w:tblGrid>
+      <w:tr>
+        <w:tc>
+          <w:tcPr>
+            <w:tcW w:type="dxa" w:w="3200"/>
+            <w:shd w:fill="F2F2F2" w:val="clear"/>
+          </w:tcPr>
+          <w:p>
+            <w:r>
+              <w:rPr>
+                <w:b/>
+                <w:bCs/>
+              </w:rPr>
+              <w:t xml:space="preserve">Promoter %</w:t>
+            </w:r>
+          </w:p>
+        </w:tc>
+        <w:tc>
+          <w:tcPr>
+            <w:tcW w:type="dxa" w:w="5800"/>
+          </w:tcPr>
+          <w:p>
+            <w:r>
+              <w:t xml:space="preserve">54.18% (stable)</w:t>
+            </w:r>
+          </w:p>
+        </w:tc>
+      </w:tr>
+      <w:tr>
+        <w:tc>
+          <w:tcPr>
+            <w:tcW w:type="dxa" w:w="3200"/>
+            <w:shd w:fill="F2F2F2" w:val="clear"/>
+          </w:tcPr>
+          <w:p>
+            <w:r>
+              <w:rPr>
+                <w:b/>
+                <w:bCs/>
+              </w:rPr>
+              <w:t xml:space="preserve">Pledge %</w:t>
+            </w:r>
+          </w:p>
+        </w:tc>
+        <w:tc>
+          <w:tcPr>
+            <w:tcW w:type="dxa" w:w="5800"/>
+          </w:tcPr>
+          <w:p>
+            <w:r>
+              <w:t xml:space="preserve">0% (falling)</w:t>
+            </w:r>
+          </w:p>
+        </w:tc>
+      </w:tr>
+      <w:tr>
+        <w:tc>
+          <w:tcPr>
+            <w:tcW w:type="dxa" w:w="3200"/>
+            <w:shd w:fill="F2F2F2" w:val="clear"/>
+          </w:tcPr>
+          <w:p>
+            <w:r>
+              <w:rPr>
+                <w:b/>
+                <w:bCs/>
+              </w:rPr>
+              <w:t xml:space="preserve">FII/DII %</w:t>
+            </w:r>
+          </w:p>
+        </w:tc>
+        <w:tc>
+          <w:tcPr>
+            <w:tcW w:type="dxa" w:w="5800"/>
+          </w:tcPr>
+          <w:p>
+            <w:r>
+              <w:t xml:space="preserve">21.64% (rising)</w:t>
+            </w:r>
+          </w:p>
+        </w:tc>
+      </w:tr>
+      <w:tr>
+        <w:tc>
+          <w:tcPr>
+            <w:tcW w:type="dxa" w:w="3200"/>
+            <w:shd w:fill="F2F2F2" w:val="clear"/>
+          </w:tcPr>
+          <w:p>
+            <w:r>
+              <w:rPr>
+                <w:b/>
+                <w:bCs/>
+              </w:rPr>
+              <w:t xml:space="preserve">Quarters checked</w:t>
+            </w:r>
+          </w:p>
+        </w:tc>
+        <w:tc>
+          <w:tcPr>
+            <w:tcW w:type="dxa" w:w="5800"/>
+          </w:tcPr>
+          <w:p>
+            <w:r>
+              <w:t xml:space="preserve">Dec-2024, Jun-2025, Dec-2025, Jun-2026</w:t>
+            </w:r>
+          </w:p>
+        </w:tc>
+      </w:tr>
+    </w:tbl>
+    <w:p>
+      <w:pPr>
+        <w:spacing w:after="120"/>
+      </w:pPr>
+      <w:r>
+        <w:rPr>
+          <w:color w:val="666666"/>
+          <w:sz w:val="18"/>
+          <w:szCs w:val="18"/>
+        </w:rPr>
+        <w:t xml:space="preserve">Promoter holding has been flat at 54.17-54.18% every quarter since Dec-2024 (the 59.3%-&gt;53.6% drop earlier in 2024 was merger-related share issuance, not open-market selling); pledge was 20.47% in Jun-2024 and has been fully released (0%) since Dec-2024 - the opposite of a promoter-exit signal. DII/MF ownership has risen steadily (~6.5% to ~20%+ over 3 years), a supportive signal. The existing bear-case note about 'promoter selling around Rs 1,400+' could not be independently corroborated from shareholding filings this pass and may refer to an unverified forum comment or a different (non-promoter) seller.</w:t>
+      </w:r>
+    </w:p>
+    <w:p>
+      <w:pPr>
+        <w:spacing w:after="120"/>
+      </w:pPr>
+      <w:r>
+        <w:rPr>
+          <w:b/>
+          <w:bCs/>
+          <w:sz w:val="20"/>
+          <w:szCs w:val="20"/>
+        </w:rPr>
+        <w:t xml:space="preserve">Working capital:</w:t>
+      </w:r>
+    </w:p>
+    <w:tbl>
+      <w:tblPr>
+        <w:tblW w:type="dxa" w:w="9000"/>
+        <w:tblBorders>
+          <w:top w:val="single" w:color="auto" w:sz="4"/>
+          <w:left w:val="single" w:color="auto" w:sz="4"/>
+          <w:bottom w:val="single" w:color="auto" w:sz="4"/>
+          <w:right w:val="single" w:color="auto" w:sz="4"/>
+          <w:insideH w:val="single" w:color="auto" w:sz="4"/>
+          <w:insideV w:val="single" w:color="auto" w:sz="4"/>
+        </w:tblBorders>
+      </w:tblPr>
+      <w:tblGrid>
+        <w:gridCol w:w="3200"/>
+        <w:gridCol w:w="5800"/>
+      </w:tblGrid>
+      <w:tr>
+        <w:tc>
+          <w:tcPr>
+            <w:tcW w:type="dxa" w:w="3200"/>
+            <w:shd w:fill="F2F2F2" w:val="clear"/>
+          </w:tcPr>
+          <w:p>
+            <w:r>
+              <w:rPr>
+                <w:b/>
+                <w:bCs/>
+              </w:rPr>
+              <w:t xml:space="preserve">Inventory days</w:t>
+            </w:r>
+          </w:p>
+        </w:tc>
+        <w:tc>
+          <w:tcPr>
+            <w:tcW w:type="dxa" w:w="5800"/>
+          </w:tcPr>
+          <w:p>
+            <w:r>
+              <w:t xml:space="preserve">124</w:t>
+            </w:r>
+          </w:p>
+        </w:tc>
+      </w:tr>
+      <w:tr>
+        <w:tc>
+          <w:tcPr>
+            <w:tcW w:type="dxa" w:w="3200"/>
+            <w:shd w:fill="F2F2F2" w:val="clear"/>
+          </w:tcPr>
+          <w:p>
+            <w:r>
+              <w:rPr>
+                <w:b/>
+                <w:bCs/>
+              </w:rPr>
+              <w:t xml:space="preserve">Receivable days</w:t>
+            </w:r>
+          </w:p>
+        </w:tc>
+        <w:tc>
+          <w:tcPr>
+            <w:tcW w:type="dxa" w:w="5800"/>
+          </w:tcPr>
+          <w:p>
+            <w:r>
+              <w:t xml:space="preserve">39</w:t>
+            </w:r>
+          </w:p>
+        </w:tc>
+      </w:tr>
+      <w:tr>
+        <w:tc>
+          <w:tcPr>
+            <w:tcW w:type="dxa" w:w="3200"/>
+            <w:shd w:fill="F2F2F2" w:val="clear"/>
+          </w:tcPr>
+          <w:p>
+            <w:r>
+              <w:rPr>
+                <w:b/>
+                <w:bCs/>
+              </w:rPr>
+              <w:t xml:space="preserve">Payable days</w:t>
+            </w:r>
+          </w:p>
+        </w:tc>
+        <w:tc>
+          <w:tcPr>
+            <w:tcW w:type="dxa" w:w="5800"/>
+          </w:tcPr>
+          <w:p>
+            <w:r>
+              <w:t xml:space="preserve">77</w:t>
+            </w:r>
+          </w:p>
+        </w:tc>
+      </w:tr>
+      <w:tr>
+        <w:tc>
+          <w:tcPr>
+            <w:tcW w:type="dxa" w:w="3200"/>
+            <w:shd w:fill="F2F2F2" w:val="clear"/>
+          </w:tcPr>
+          <w:p>
+            <w:r>
+              <w:rPr>
+                <w:b/>
+                <w:bCs/>
+              </w:rPr>
+              <w:t xml:space="preserve">Cash conversion cycle</w:t>
+            </w:r>
+          </w:p>
+        </w:tc>
+        <w:tc>
+          <w:tcPr>
+            <w:tcW w:type="dxa" w:w="5800"/>
+          </w:tcPr>
+          <w:p>
+            <w:r>
+              <w:t xml:space="preserve">86</w:t>
+            </w:r>
+          </w:p>
+        </w:tc>
+      </w:tr>
+      <w:tr>
+        <w:tc>
+          <w:tcPr>
+            <w:tcW w:type="dxa" w:w="3200"/>
+            <w:shd w:fill="F2F2F2" w:val="clear"/>
+          </w:tcPr>
+          <w:p>
+            <w:r>
+              <w:rPr>
+                <w:b/>
+                <w:bCs/>
+              </w:rPr>
+              <w:t xml:space="preserve">3y trend</w:t>
+            </w:r>
+          </w:p>
+        </w:tc>
+        <w:tc>
+          <w:tcPr>
+            <w:tcW w:type="dxa" w:w="5800"/>
+          </w:tcPr>
+          <w:p>
+            <w:r>
+              <w:t xml:space="preserve">elongating</w:t>
+            </w:r>
+          </w:p>
+        </w:tc>
+      </w:tr>
+      <w:tr>
+        <w:tc>
+          <w:tcPr>
+            <w:tcW w:type="dxa" w:w="3200"/>
+            <w:shd w:fill="F2F2F2" w:val="clear"/>
+          </w:tcPr>
+          <w:p>
+            <w:r>
+              <w:rPr>
+                <w:b/>
+                <w:bCs/>
+              </w:rPr>
+              <w:t xml:space="preserve">Vs sector</w:t>
+            </w:r>
+          </w:p>
+        </w:tc>
+        <w:tc>
+          <w:tcPr>
+            <w:tcW w:type="dxa" w:w="5800"/>
+          </w:tcPr>
+          <w:p>
+            <w:r>
+              <w:t xml:space="preserve">in-line</w:t>
+            </w:r>
+          </w:p>
+        </w:tc>
+      </w:tr>
+    </w:tbl>
+    <w:p>
+      <w:pPr>
+        <w:spacing w:after="120"/>
+      </w:pPr>
+      <w:r>
+        <w:rPr>
+          <w:color w:val="666666"/>
+          <w:sz w:val="18"/>
+          <w:szCs w:val="18"/>
+        </w:rPr>
+        <w:t xml:space="preserve">CCC widened from 55 days (Mar-24) to 87 days (Mar-25) as the company built a deliberate BIS-certified steel stockpile (inventory) ahead of a regulatory change, even as receivables collection improved sharply (63-&gt;39 days) and payables shortened; management has guided a ~Rs200cr inventory drawdown (~Rs500cr-&gt;Rs300cr) by Apr-2026 to reverse this and save ~Rs15cr/yr in finance costs.</w:t>
+      </w:r>
+    </w:p>
+    <w:p>
+      <w:pPr>
+        <w:spacing w:after="120"/>
+      </w:pPr>
+      <w:r>
+        <w:rPr>
+          <w:b/>
+          <w:bCs/>
+          <w:sz w:val="20"/>
+          <w:szCs w:val="20"/>
+        </w:rPr>
+        <w:t xml:space="preserve">Sector KPIs:</w:t>
+      </w:r>
+    </w:p>
+    <w:p>
+      <w:pPr>
+        <w:pStyle w:val="ListParagraph"/>
+        <w:numPr>
+          <w:ilvl w:val="0"/>
+          <w:numId w:val="1"/>
+        </w:numPr>
+        <w:spacing w:after="60"/>
+      </w:pPr>
+      <w:r>
+        <w:t xml:space="preserve">Sheet-metal / machining / casting capacity utilisation: 73% / 86% / 72% (Q1 FY27) (improving) — Up from 70% / 82% / 69% YoY</w:t>
+      </w:r>
+    </w:p>
+    <w:p>
+      <w:pPr>
+        <w:pStyle w:val="ListParagraph"/>
+        <w:numPr>
+          <w:ilvl w:val="0"/>
+          <w:numId w:val="1"/>
+        </w:numPr>
+        <w:spacing w:after="60"/>
+      </w:pPr>
+      <w:r>
+        <w:t xml:space="preserve">Lamination + assembly volume: 19,200 tons (Q1 FY27), +18-20.6% YoY (improving) — FY27 annual lamination guidance raised 78,000 -&gt; 82,000 tons</w:t>
+      </w:r>
+    </w:p>
+    <w:p>
+      <w:pPr>
+        <w:pStyle w:val="ListParagraph"/>
+        <w:numPr>
+          <w:ilvl w:val="0"/>
+          <w:numId w:val="1"/>
+        </w:numPr>
+        <w:spacing w:after="60"/>
+      </w:pPr>
+      <w:r>
+        <w:t xml:space="preserve">HVA (high-value-added assembly) vs loose-lamination growth: HVA +15% YoY vs loose laminations +3% YoY (Q4 FY26) (improving) — Direct evidence of the value-chain-up mix shift</w:t>
+      </w:r>
+    </w:p>
+    <w:p>
+      <w:pPr>
+        <w:pStyle w:val="ListParagraph"/>
+        <w:numPr>
+          <w:ilvl w:val="0"/>
+          <w:numId w:val="1"/>
+        </w:numPr>
+        <w:spacing w:after="60"/>
+      </w:pPr>
+      <w:r>
+        <w:t xml:space="preserve">Raw-material cost as % of sales: 61.9% (FY25), down from 67% (FY21) (improving) — 510bps structural improvement from the HVA mix shift</w:t>
+      </w:r>
+    </w:p>
+    <w:p>
+      <w:pPr>
+        <w:spacing w:after="120"/>
+      </w:pPr>
+      <w:r>
+        <w:rPr>
+          <w:b/>
+          <w:bCs/>
+          <w:sz w:val="20"/>
+          <w:szCs w:val="20"/>
+        </w:rPr>
+        <w:t xml:space="preserve">Scenario analysis (closest to: base):</w:t>
+      </w:r>
+    </w:p>
+    <w:tbl>
+      <w:tblPr>
+        <w:tblW w:type="dxa" w:w="9000"/>
+        <w:tblBorders>
+          <w:top w:val="single" w:color="auto" w:sz="4"/>
+          <w:left w:val="single" w:color="auto" w:sz="4"/>
+          <w:bottom w:val="single" w:color="auto" w:sz="4"/>
+          <w:right w:val="single" w:color="auto" w:sz="4"/>
+          <w:insideH w:val="single" w:color="auto" w:sz="4"/>
+          <w:insideV w:val="single" w:color="auto" w:sz="4"/>
+        </w:tblBorders>
+      </w:tblPr>
+      <w:tblGrid>
+        <w:gridCol w:w="3200"/>
+        <w:gridCol w:w="5800"/>
+      </w:tblGrid>
+      <w:tr>
+        <w:tc>
+          <w:tcPr>
+            <w:tcW w:type="dxa" w:w="3200"/>
+            <w:shd w:fill="F2F2F2" w:val="clear"/>
+          </w:tcPr>
+          <w:p>
+            <w:r>
+              <w:rPr>
+                <w:b/>
+                <w:bCs/>
+              </w:rPr>
+              <w:t xml:space="preserve">Bull</w:t>
+            </w:r>
+          </w:p>
+        </w:tc>
+        <w:tc>
+          <w:tcPr>
+            <w:tcW w:type="dxa" w:w="5800"/>
+          </w:tcPr>
+          <w:p>
+            <w:r>
+              <w:t xml:space="preserve">rev CAGR 22%, FY28 margin 18.3%, FY28 EPS 69.7, exit 28x, implied price 1952 (+68% vs CMP)</w:t>
+            </w:r>
+          </w:p>
+        </w:tc>
+      </w:tr>
+      <w:tr>
+        <w:tc>
+          <w:tcPr>
+            <w:tcW w:type="dxa" w:w="3200"/>
+            <w:shd w:fill="F2F2F2" w:val="clear"/>
+          </w:tcPr>
+          <w:p>
+            <w:r>
+              <w:rPr>
+                <w:b/>
+                <w:bCs/>
+              </w:rPr>
+              <w:t xml:space="preserve">Base</w:t>
+            </w:r>
+          </w:p>
+        </w:tc>
+        <w:tc>
+          <w:tcPr>
+            <w:tcW w:type="dxa" w:w="5800"/>
+          </w:tcPr>
+          <w:p>
+            <w:r>
+              <w:t xml:space="preserve">rev CAGR 16%, FY28 margin 17.2%, FY28 EPS 52.4, exit 24x, implied price 1258 (+8% vs CMP)</w:t>
+            </w:r>
+          </w:p>
+        </w:tc>
+      </w:tr>
+      <w:tr>
+        <w:tc>
+          <w:tcPr>
+            <w:tcW w:type="dxa" w:w="3200"/>
+            <w:shd w:fill="F2F2F2" w:val="clear"/>
+          </w:tcPr>
+          <w:p>
+            <w:r>
+              <w:rPr>
+                <w:b/>
+                <w:bCs/>
+              </w:rPr>
+              <w:t xml:space="preserve">Bear</w:t>
+            </w:r>
+          </w:p>
+        </w:tc>
+        <w:tc>
+          <w:tcPr>
+            <w:tcW w:type="dxa" w:w="5800"/>
+          </w:tcPr>
+          <w:p>
+            <w:r>
+              <w:t xml:space="preserve">rev CAGR 8%, FY28 margin 16%, FY28 EPS 33.2, exit 18x, implied price 598 (-48% vs CMP)</w:t>
+            </w:r>
+          </w:p>
+        </w:tc>
+      </w:tr>
+    </w:tbl>
+    <w:p>
+      <w:pPr>
+        <w:spacing w:after="120"/>
+      </w:pPr>
+      <w:r>
+        <w:rPr>
+          <w:color w:val="666666"/>
+          <w:sz w:val="18"/>
+          <w:szCs w:val="18"/>
+        </w:rPr>
+        <w:t xml:space="preserve">Base case tracks management's own ~16% revenue CAGR and ~17.2% FY28 margin guidance, with PAT margin recovering only partially from FY26's tax-depressed 6.16%; bull needs the Wabtec ramp, export tailwind and full tax-rate normalisation together; bear assumes the greenfield slips and margin/ROCE keep drifting down as debt reduction (already pushed from FY26 to FY28 once) slips again.</w:t>
+      </w:r>
+    </w:p>
+    <w:p>
+      <w:pPr>
+        <w:pStyle w:val="Heading1"/>
+        <w:spacing w:after="120" w:before="280"/>
+      </w:pPr>
+      <w:r>
+        <w:t xml:space="preserve">Technical Read (Weekly / Monthly MACD + Bollinger Bands, or RSI/CCI/Williams %R proxy)</w:t>
+      </w:r>
+    </w:p>
+    <w:p>
+      <w:pPr>
+        <w:spacing w:after="120"/>
+      </w:pPr>
+      <w:r>
+        <w:t xml:space="preserve">Not pulled - near a fresh 52-week high per Aug-26 press; the call rests on business economics, not chart position. Note the business-economics case has itself softened this pass (missed debt guidance, declining ROCE, negative TTM PAT growth) even as the price sits near highs.</w:t>
+      </w:r>
+    </w:p>
+    <w:p>
+      <w:pPr>
+        <w:pStyle w:val="Heading1"/>
+        <w:spacing w:after="120" w:before="280"/>
+      </w:pPr>
+      <w:r>
+        <w:t xml:space="preserve">ValuePickr Community Signal</w:t>
+      </w:r>
+    </w:p>
+    <w:p>
+      <w:pPr>
+        <w:spacing w:after="120"/>
+      </w:pPr>
+      <w:r>
+        <w:t xml:space="preserve">65-post thread, most recent post 2026-04-22 (thread has gone quiet - the trusted-X lead, not the forum, is the live signal). Long-run tenor is positive: this is described as a 'tier-3 company but a segment market leader' that has not gone to insane valuations, with a decade-long holder (Agarwala) heavily invested from Rs 30-40 and constructive concall summaries (Meet_Kush, itsnitin, Prakhar_Sankrityayan). Order book grew ~25-30% QoQ to ~Rs 898 Cr (Q3FY24 data point). Recurring concerns: (1) no pricing power / contract-manufacturer economics, (2) cyclicality tied to capex spend of Siemens/ABB-type customers, (3) Chairman never attends concalls, (4) promoter selling around Rs 1,400+.</w:t>
+      </w:r>
+    </w:p>
+    <w:p>
+      <w:pPr>
+        <w:spacing w:after="120"/>
+      </w:pPr>
+      <w:r>
+        <w:rPr>
+          <w:b/>
+          <w:bCs/>
+          <w:sz w:val="20"/>
+          <w:szCs w:val="20"/>
+        </w:rPr>
+        <w:t xml:space="preserve">High-conviction call from a top contributor: </w:t>
+      </w:r>
+      <w:r>
+        <w:rPr>
+          <w:sz w:val="20"/>
+          <w:szCs w:val="20"/>
+        </w:rPr>
+        <w:t xml:space="preserve">No core-tier call. General constructive sentiment from long-term holders; KR Choksey target progression Rs 754 -&gt; Rs 1,379 -&gt; Rs 1,552. No trusted-user directional conviction call in the fetched window. The @suru27 writeup that seeded this (trusted-x, 'high') focuses on the loose-laminations -&gt; high-value-assemblies margin shift and is non-negative.</w:t>
+      </w:r>
+    </w:p>
+    <w:p>
+      <w:pPr>
+        <w:pStyle w:val="Heading1"/>
+        <w:spacing w:after="120" w:before="280"/>
+      </w:pPr>
+      <w:r>
+        <w:t xml:space="preserve">Trusted-User Signals (Ongoing)</w:t>
+      </w:r>
+    </w:p>
+    <w:p>
+      <w:pPr>
+        <w:spacing w:after="120"/>
+      </w:pPr>
       <w:r>
         <w:rPr>
           <w:i/>
@@ -1164,6 +3463,30 @@
           <w:sz w:val="18"/>
           <w:szCs w:val="18"/>
         </w:rPr>
+        <w:t xml:space="preserve">Every time a trusted user expresses clear conviction on this stock, most recent first — this section accumulates over time, it isn't a one-time snapshot.</w:t>
+      </w:r>
+    </w:p>
+    <w:p>
+      <w:pPr>
+        <w:spacing w:after="100"/>
+      </w:pPr>
+      <w:r>
+        <w:rPr>
+          <w:b/>
+          <w:bCs/>
+          <w:sz w:val="20"/>
+          <w:szCs w:val="20"/>
+        </w:rPr>
+        <w:t xml:space="preserve">2026-09-07 — suru27</w:t>
+      </w:r>
+      <w:r>
+        <w:rPr>
+          <w:i/>
+          <w:iCs/>
+          <w:color w:val="666666"/>
+          <w:sz w:val="18"/>
+          <w:szCs w:val="18"/>
+        </w:rPr>
         <w:t xml:space="preserve"> (external (@suru27 X writeup))</w:t>
       </w:r>
       <w:r>
@@ -1211,59 +3534,59 @@
         <w:spacing w:after="60"/>
       </w:pPr>
       <w:r>
-        <w:t xml:space="preserve">Organised-market leader (~8% share, target 10-12%) in a structurally growing niche with railways, renewables-export and power/T&amp;D tailwinds</w:t>
-      </w:r>
-    </w:p>
-    <w:p>
-      <w:pPr>
-        <w:pStyle w:val="ListParagraph"/>
-        <w:numPr>
-          <w:ilvl w:val="0"/>
-          <w:numId w:val="1"/>
-        </w:numPr>
-        <w:spacing w:after="60"/>
-      </w:pPr>
-      <w:r>
-        <w:t xml:space="preserve">Deliberate, management-executed value-chain-up shift to higher-margin assemblies; EBITDA/tonne guided Rs 42k -&gt; Rs 45k+</w:t>
-      </w:r>
-    </w:p>
-    <w:p>
-      <w:pPr>
-        <w:pStyle w:val="ListParagraph"/>
-        <w:numPr>
-          <w:ilvl w:val="0"/>
-          <w:numId w:val="1"/>
-        </w:numPr>
-        <w:spacing w:after="60"/>
-      </w:pPr>
-      <w:r>
-        <w:t xml:space="preserve">~24% revenue CAGR, ~19% ROCE/ROE, EBITDA/tonne model protects margins from steel-price cycles</w:t>
-      </w:r>
-    </w:p>
-    <w:p>
-      <w:pPr>
-        <w:pStyle w:val="ListParagraph"/>
-        <w:numPr>
-          <w:ilvl w:val="0"/>
-          <w:numId w:val="1"/>
-        </w:numPr>
-        <w:spacing w:after="60"/>
-      </w:pPr>
-      <w:r>
-        <w:t xml:space="preserve">Post-merger vertical integration (castings + machining + copper winding) and a clear deleveraging path (near-debt-free by FY26 on ~Rs 200 Cr/yr cash)</w:t>
-      </w:r>
-    </w:p>
-    <w:p>
-      <w:pPr>
-        <w:pStyle w:val="ListParagraph"/>
-        <w:numPr>
-          <w:ilvl w:val="0"/>
-          <w:numId w:val="1"/>
-        </w:numPr>
-        <w:spacing w:after="60"/>
-      </w:pPr>
-      <w:r>
-        <w:t xml:space="preserve">Not yet at an insane valuation for the growth; broker targets rising</w:t>
+        <w:t xml:space="preserve">Organised-market leader (~8% share, target 10-12%) in a structurally growing niche with railways (Rs 700cr Wabtec traction-core contract), renewables-export and power/T&amp;D tailwinds</w:t>
+      </w:r>
+    </w:p>
+    <w:p>
+      <w:pPr>
+        <w:pStyle w:val="ListParagraph"/>
+        <w:numPr>
+          <w:ilvl w:val="0"/>
+          <w:numId w:val="1"/>
+        </w:numPr>
+        <w:spacing w:after="60"/>
+      </w:pPr>
+      <w:r>
+        <w:t xml:space="preserve">Filing-confirmed value-chain-up shift: raw-material cost/sales down 67%(FY21)-&gt;61.9%(FY25); Q4FY26 HVA-assembly volume +15% YoY vs loose-lamination +3%; current operating margin ~16.2% roughly double peers Tempel/KRYFS</w:t>
+      </w:r>
+    </w:p>
+    <w:p>
+      <w:pPr>
+        <w:pStyle w:val="ListParagraph"/>
+        <w:numPr>
+          <w:ilvl w:val="0"/>
+          <w:numId w:val="1"/>
+        </w:numPr>
+        <w:spacing w:after="60"/>
+      </w:pPr>
+      <w:r>
+        <w:t xml:space="preserve">Capacity utilisation climbing across all 3 lines (sheet metal 70%-&gt;73%, machining 82%-&gt;86%, castings 69%-&gt;72%) with real operating-leverage headroom left</w:t>
+      </w:r>
+    </w:p>
+    <w:p>
+      <w:pPr>
+        <w:pStyle w:val="ListParagraph"/>
+        <w:numPr>
+          <w:ilvl w:val="0"/>
+          <w:numId w:val="1"/>
+        </w:numPr>
+        <w:spacing w:after="60"/>
+      </w:pPr>
+      <w:r>
+        <w:t xml:space="preserve">US tariff cut (50%-&gt;18%) opens a guided USD 10-15mn incremental export opportunity over 2-3 years</w:t>
+      </w:r>
+    </w:p>
+    <w:p>
+      <w:pPr>
+        <w:pStyle w:val="ListParagraph"/>
+        <w:numPr>
+          <w:ilvl w:val="0"/>
+          <w:numId w:val="1"/>
+        </w:numPr>
+        <w:spacing w:after="60"/>
+      </w:pPr>
+      <w:r>
+        <w:t xml:space="preserve">No pledge on promoter shares since Dec-2024 (was 20.47% Jun-2024) and stable 54.18% promoter holding - a resolved, not deteriorating, ownership picture</w:t>
       </w:r>
     </w:p>
     <w:p>
@@ -1285,20 +3608,33 @@
         <w:spacing w:after="60"/>
       </w:pPr>
       <w:r>
-        <w:t xml:space="preserve">Contract manufacturer with no pricing power - growth is volume + mix only, and cyclical with customers' capex cycles</w:t>
-      </w:r>
-    </w:p>
-    <w:p>
-      <w:pPr>
-        <w:pStyle w:val="ListParagraph"/>
-        <w:numPr>
-          <w:ilvl w:val="0"/>
-          <w:numId w:val="1"/>
-        </w:numPr>
-        <w:spacing w:after="60"/>
-      </w:pPr>
-      <w:r>
-        <w:t xml:space="preserve">D/E ~0.77 and a promoter with a history the market watches; promoter selling around Rs 1,400+</w:t>
+        <w:t xml:space="preserve">Contract manufacturer with no pricing power (management's own framing) - growth is volume + mix only, cyclical with customers' capex cycles</w:t>
+      </w:r>
+    </w:p>
+    <w:p>
+      <w:pPr>
+        <w:pStyle w:val="ListParagraph"/>
+        <w:numPr>
+          <w:ilvl w:val="0"/>
+          <w:numId w:val="1"/>
+        </w:numPr>
+        <w:spacing w:after="60"/>
+      </w:pPr>
+      <w:r>
+        <w:t xml:space="preserve">Missed its own 'near-debt-free by FY26' guidance: borrowings rose 17.5% YoY to Rs 811 Cr FY26; deleveraging target now pushed to FY28 (~Rs 300 Cr) - a real guidance-credibility ding</w:t>
+      </w:r>
+    </w:p>
+    <w:p>
+      <w:pPr>
+        <w:pStyle w:val="ListParagraph"/>
+        <w:numPr>
+          <w:ilvl w:val="0"/>
+          <w:numId w:val="1"/>
+        </w:numPr>
+        <w:spacing w:after="60"/>
+      </w:pPr>
+      <w:r>
+        <w:t xml:space="preserve">ROCE has kept declining (18.9% -&gt; 14.8%) and TTM PAT growth is actually -1% despite EBITDA-margin gains, because the effective tax rate stepped up from ~24% to ~30% (ESOP disallowance + hedging accounting)</w:t>
       </w:r>
     </w:p>
     <w:p>
@@ -1337,7 +3673,7 @@
         <w:spacing w:after="60"/>
       </w:pPr>
       <w:r>
-        <w:t xml:space="preserve">At ~Rs 4,400 Cr the 10x-in-2-3-years math is a stretch for a no-pricing-power lamination maker</w:t>
+        <w:t xml:space="preserve">At ~35x P/E near a 52-week high with negative TTM PAT growth, the multiple is running ahead of what's actually been delivered to the bottom line</w:t>
       </w:r>
     </w:p>
     <w:p>
@@ -1358,7 +3694,7 @@
           <w:b/>
           <w:bCs/>
         </w:rPr>
-        <w:t xml:space="preserve">Small/Mid-cap (~Rs 4,400 Cr)</w:t>
+        <w:t xml:space="preserve">Small/Mid-cap (~Rs 4,350-4,400 Cr)</w:t>
       </w:r>
     </w:p>
     <w:p>
@@ -1394,7 +3730,7 @@
           <w:sz w:val="20"/>
           <w:szCs w:val="20"/>
         </w:rPr>
-        <w:t xml:space="preserve">4-box gate — tailwind: yes · TAM: yes · moat: weak · valuation: weak  (score 3 / 4)</w:t>
+        <w:t xml:space="preserve">4-box gate — tailwind: yes · TAM: yes · moat: weak · valuation: no  (score 2.5 / 4)</w:t>
       </w:r>
     </w:p>
     <w:p>
@@ -1409,7 +3745,7 @@
           <w:sz w:val="20"/>
           <w:szCs w:val="20"/>
         </w:rPr>
-        <w:t xml:space="preserve">Real sector tailwinds and share-gain TAM, but contract-manufacturer economics with no pricing power and a fair-to-full valuation near the 52-week high; score permits a return label which judgment declines given the unit economics</w:t>
+        <w:t xml:space="preserve">Real tailwinds (Wabtec, railways/renewables, US tariff-driven exports) and share-gain TAM, but no pricing power (confirmed by management) and valuation moved from 'full' to 'no' - 35x P/E against declining ROCE (18.9%-&gt;14.8%) and negative TTM PAT growth (tax-rate step-up + Q4 energy-cost hit) means the price is ahead of what's been delivered, not just fairly-priced for the story.</w:t>
       </w:r>
     </w:p>
     <w:p>
@@ -1432,46 +3768,72 @@
           <w:sz w:val="24"/>
           <w:szCs w:val="24"/>
         </w:rPr>
-        <w:t xml:space="preserve">A quality, market-leading niche compounder with a real margin-mix story and sector tailwinds, but no pricing power, a finite organised TAM and promoter selling - four-box score 3.0 permits a label, judgment declines it. thesis_fit 'neither', conviction Medium.</w:t>
-      </w:r>
-    </w:p>
-    <w:p>
-      <w:pPr>
-        <w:pStyle w:val="ListParagraph"/>
-        <w:numPr>
-          <w:ilvl w:val="0"/>
-          <w:numId w:val="1"/>
-        </w:numPr>
-        <w:spacing w:after="60"/>
-      </w:pPr>
-      <w:r>
-        <w:t xml:space="preserve">four_box: tailwind yes (railways + renewables + power/T&amp;D + EV motors, multi-year and visible in the order book), tam yes (500,000-tonne organised market, 8% -&gt; 12% share plus value-added mix and Europe exports; small-cap with headroom), moat weak (organised-segment leadership and post-merger integration are real, but management itself says no pricing power and the industry is fragmented at the low end), valuation weak (fairly valued near a 52-week high, not cheap, promoter selling) -&gt; score 3.0</w:t>
-      </w:r>
-    </w:p>
-    <w:p>
-      <w:pPr>
-        <w:pStyle w:val="ListParagraph"/>
-        <w:numPr>
-          <w:ilvl w:val="0"/>
-          <w:numId w:val="1"/>
-        </w:numPr>
-        <w:spacing w:after="60"/>
-      </w:pPr>
-      <w:r>
-        <w:t xml:space="preserve">Score 3.0 permits a return-magnitude label; declining it on judgment - a ~Rs 4,400 Cr contract manufacturer with fixed EBITDA/tonne economics can compound 15-20% for years but a 10x in 2-3 years (-&gt;~Rs 44,000 Cr) or 100x in 10 years is not supported by the unit economics -&gt; thesis_fit 'neither', conviction Medium (good business, credible trusted-X lead, no floor applies)</w:t>
-      </w:r>
-    </w:p>
-    <w:p>
-      <w:pPr>
-        <w:pStyle w:val="ListParagraph"/>
-        <w:numPr>
-          <w:ilvl w:val="0"/>
-          <w:numId w:val="1"/>
-        </w:numPr>
-        <w:spacing w:after="60"/>
-      </w:pPr>
-      <w:r>
-        <w:t xml:space="preserve">Live-theme touch: 'Grid / transmission equipment' and 'Auto ancillaries' / 'EV ecosystem' via motor/generator lamination and stator/rotor keywords - the value_chain position is clear from the writeup, so a value_chain block is written</w:t>
+        <w:t xml:space="preserve">A real, filing-confirmed value-chain-up story (raw-material cost/sales down 67%-&gt;61.9%) undercut by a missed debt-reduction guide, declining ROCE (18.9%-&gt;14.8%) and a tax-driven PAT squeeze - four_box valuation box downgraded to 'no' (score 2.5), so thesis_fit stays 'neither' on the mechanical rule itself, not an override. Conviction lowered to Low-Medium.</w:t>
+      </w:r>
+    </w:p>
+    <w:p>
+      <w:pPr>
+        <w:pStyle w:val="ListParagraph"/>
+        <w:numPr>
+          <w:ilvl w:val="0"/>
+          <w:numId w:val="1"/>
+        </w:numPr>
+        <w:spacing w:after="60"/>
+      </w:pPr>
+      <w:r>
+        <w:t xml:space="preserve">Deep dive (pass 1, 2026-09-18) confirms the HVA/value-chain-up thesis is real and structural (raw-material cost/sales 67% FY21 -&gt; 61.9% FY25; Q4FY26 HVA-assembly volume +15% YoY vs loose-lamination +3%; operating margin ~16.2% vs peers Tempel ~7.9%/KRYFS ~8.5%) but also surfaces two new negatives: (1) the original 'near-debt-free by FY26' guidance was missed - borrowings rose 17.5% YoY to Rs 811cr FY26 and the target is now pushed to FY28 (~Rs 300cr); (2) ROCE kept declining (18.9%-&gt;14.8%) with TTM PAT growth at -1% because the effective tax rate stepped up 24%-&gt;30% (ESOP disallowance + hedging accounting), so EBITDA-level gains haven't reached PAT</w:t>
+      </w:r>
+    </w:p>
+    <w:p>
+      <w:pPr>
+        <w:pStyle w:val="ListParagraph"/>
+        <w:numPr>
+          <w:ilvl w:val="0"/>
+          <w:numId w:val="1"/>
+        </w:numPr>
+        <w:spacing w:after="60"/>
+      </w:pPr>
+      <w:r>
+        <w:t xml:space="preserve">four_box re-scored: tailwind yes (Wabtec Rs700cr railway contract, renewables/power/EV order-backed demand), tam yes (8%-&gt;12% share ambition + US tariff-driven export opening), moat weak (no pricing power, confirmed explicitly by management), valuation downgraded weak-&gt;no (35x P/E near a 52-week high against declining ROCE and negative TTM PAT growth - the price is ahead of what's been delivered, not just fully-priced for the story) -&gt; score 2.5</w:t>
+      </w:r>
+    </w:p>
+    <w:p>
+      <w:pPr>
+        <w:pStyle w:val="ListParagraph"/>
+        <w:numPr>
+          <w:ilvl w:val="0"/>
+          <w:numId w:val="1"/>
+        </w:numPr>
+        <w:spacing w:after="60"/>
+      </w:pPr>
+      <w:r>
+        <w:t xml:space="preserve">Score 2.5 falls in the 2.0-2.5 bracket -&gt; thesis_fit 'neither' is now the default mechanical outcome (no override needed, unlike the prior pass's 3.0-score analyst_override) - the growth story is real but not 'un-ignorable' enough on its own, and the promoter-selling carve-out doesn't apply since shareholding data shows no promoter selling</w:t>
+      </w:r>
+    </w:p>
+    <w:p>
+      <w:pPr>
+        <w:pStyle w:val="ListParagraph"/>
+        <w:numPr>
+          <w:ilvl w:val="0"/>
+          <w:numId w:val="1"/>
+        </w:numPr>
+        <w:spacing w:after="60"/>
+      </w:pPr>
+      <w:r>
+        <w:t xml:space="preserve">Conviction lowered Medium -&gt; Low-Medium: no red flag and the underlying HVA strategy is genuinely working, but a real guidance miss (debt) plus a confirmed 2-reading ROCE decline plus a valuation that hasn't derated despite weaker delivered numbers are new, material negatives versus the prior pass</w:t>
+      </w:r>
+    </w:p>
+    <w:p>
+      <w:pPr>
+        <w:pStyle w:val="ListParagraph"/>
+        <w:numPr>
+          <w:ilvl w:val="0"/>
+          <w:numId w:val="1"/>
+        </w:numPr>
+        <w:spacing w:after="60"/>
+      </w:pPr>
+      <w:r>
+        <w:t xml:space="preserve">The previously-flagged 'promoter selling around Rs 1,400+' does not show up in shareholding filings (flat 54.17-54.18% every quarter since Dec-2024, pledge fully released since Dec-2024) - could not be independently corroborated this pass; treat as unverified rather than a confirmed concern</w:t>
       </w:r>
     </w:p>
     <w:p>
@@ -1497,7 +3859,7 @@
         <w:spacing w:after="60"/>
       </w:pPr>
       <w:r>
-        <w:t xml:space="preserve">Re-check trigger: post-merger consolidated revenue and EBITDA/tonne trajectory, deleveraging progress vs the near-debt-free-by-FY26 guide, and any further promoter selling</w:t>
+        <w:t xml:space="preserve">Re-check trigger: whether net debt actually falls toward the new FY28 target, whether the tax-rate step-up persists, and the FY27/FY28 print testing management's revised &gt;Rs2,500cr FY28 revenue / 17-17.2% margin guidance</w:t>
       </w:r>
     </w:p>
     <w:p>

--- a/projects/valuepickr-open-screen/docs/Pitti Engineering.docx
+++ b/projects/valuepickr-open-screen/docs/Pitti Engineering.docx
@@ -3878,6 +3878,187 @@
           <w:szCs w:val="18"/>
         </w:rPr>
         <w:t xml:space="preserve">This is independent research and analysis for informational purposes only, not personalized financial or investment advice. Past multi-bagger performance and forum/social sentiment are not indicators of future returns. Do your own due diligence before investing.</w:t>
+      </w:r>
+    </w:p>
+    <w:p/>
+    <w:p>
+      <w:r>
+        <w:rPr>
+          <w:b/>
+          <w:sz w:val="28"/>
+        </w:rPr>
+        <w:t>🔄 RESEARCH UPDATE - 2026-10-05</w:t>
+      </w:r>
+    </w:p>
+    <w:p>
+      <w:r>
+        <w:rPr>
+          <w:b/>
+        </w:rPr>
+        <w:t>📊 Key Metrics:</w:t>
+      </w:r>
+    </w:p>
+    <w:p>
+      <w:pPr>
+        <w:ind w:left="360"/>
+      </w:pPr>
+      <w:r>
+        <w:t xml:space="preserve">  • Company: Pitti Engineering Ltd</w:t>
+      </w:r>
+    </w:p>
+    <w:p>
+      <w:pPr>
+        <w:ind w:left="360"/>
+      </w:pPr>
+      <w:r>
+        <w:t xml:space="preserve">  • Conviction: Low-Medium</w:t>
+      </w:r>
+    </w:p>
+    <w:p>
+      <w:pPr>
+        <w:ind w:left="360"/>
+      </w:pPr>
+      <w:r>
+        <w:t xml:space="preserve">  • Thesis: neither</w:t>
+      </w:r>
+    </w:p>
+    <w:p>
+      <w:pPr>
+        <w:ind w:left="360"/>
+      </w:pPr>
+      <w:r>
+        <w:t xml:space="preserve">  • 4-Box Score: 2.5</w:t>
+      </w:r>
+    </w:p>
+    <w:p>
+      <w:pPr>
+        <w:ind w:left="360"/>
+      </w:pPr>
+      <w:r>
+        <w:t xml:space="preserve">  • Research Date: 2026-09-18</w:t>
+      </w:r>
+    </w:p>
+    <w:p>
+      <w:pPr>
+        <w:ind w:left="360"/>
+      </w:pPr>
+      <w:r>
+        <w:t xml:space="preserve">  • Red Flag: None</w:t>
+      </w:r>
+    </w:p>
+    <w:p/>
+    <w:p>
+      <w:r>
+        <w:rPr>
+          <w:b/>
+        </w:rPr>
+        <w:t>📝 Verdict:</w:t>
+      </w:r>
+    </w:p>
+    <w:p>
+      <w:pPr>
+        <w:ind w:left="360"/>
+      </w:pPr>
+      <w:r>
+        <w:t>A real, filing-confirmed value-chain-up story (raw-material cost/sales down 67%-&gt;61.9%) undercut by a missed debt-reduction guide, declining ROCE (18.9%-&gt;14.8%) and a tax-driven PAT squeeze - four_box valuation box downgraded to 'no' (score 2.5), so thesis_fit stays 'neither' on the mechanical rule itself, not an override. Conviction lowered to Low-Medium.</w:t>
+      </w:r>
+    </w:p>
+    <w:p/>
+    <w:p>
+      <w:r>
+        <w:rPr>
+          <w:b/>
+        </w:rPr>
+        <w:t>📈 Bull Case:</w:t>
+      </w:r>
+    </w:p>
+    <w:p>
+      <w:pPr>
+        <w:ind w:left="360"/>
+      </w:pPr>
+      <w:r>
+        <w:t>Organised-market leader (~8% share, target 10-12%) in a structurally growing niche with railways (Rs 700cr Wabtec traction-core contract), renewables-export and power/T&amp;D tailwinds</w:t>
+      </w:r>
+    </w:p>
+    <w:p>
+      <w:pPr>
+        <w:ind w:left="360"/>
+      </w:pPr>
+      <w:r>
+        <w:t>Filing-confirmed value-chain-up shift: raw-material cost/sales down 67%(FY21)-&gt;61.9%(FY25); Q4FY26 HVA-assembly volume +15% YoY vs loose-lamination +3%; current operating margin ~16.2% roughly double peers Tempel/KRYFS</w:t>
+      </w:r>
+    </w:p>
+    <w:p>
+      <w:pPr>
+        <w:ind w:left="360"/>
+      </w:pPr>
+      <w:r>
+        <w:t>Capacity utilisation climbing across all 3 lines (sheet metal 70%-&gt;73%, machining 82%-&gt;86%, castings 69%-&gt;72%) with real operating-leverage headroom left</w:t>
+      </w:r>
+    </w:p>
+    <w:p>
+      <w:pPr>
+        <w:ind w:left="360"/>
+      </w:pPr>
+      <w:r>
+        <w:t>US tariff cut (50%-&gt;18%) opens a guided USD 10-15mn incremental export opportunity over 2-3 years</w:t>
+      </w:r>
+    </w:p>
+    <w:p>
+      <w:pPr>
+        <w:ind w:left="360"/>
+      </w:pPr>
+      <w:r>
+        <w:t>No pledge on promoter shares since Dec-2024 (was 20.47% Jun-2024) and stable 54.18% promoter holding - a resolved, not deteriorating, ownership picture</w:t>
+      </w:r>
+    </w:p>
+    <w:p/>
+    <w:p>
+      <w:r>
+        <w:rPr>
+          <w:b/>
+        </w:rPr>
+        <w:t>📉 Bear Case:</w:t>
+      </w:r>
+    </w:p>
+    <w:p>
+      <w:pPr>
+        <w:ind w:left="360"/>
+      </w:pPr>
+      <w:r>
+        <w:t>Contract manufacturer with no pricing power (management's own framing) - growth is volume + mix only, cyclical with customers' capex cycles</w:t>
+      </w:r>
+    </w:p>
+    <w:p>
+      <w:pPr>
+        <w:ind w:left="360"/>
+      </w:pPr>
+      <w:r>
+        <w:t>Missed its own 'near-debt-free by FY26' guidance: borrowings rose 17.5% YoY to Rs 811 Cr FY26; deleveraging target now pushed to FY28 (~Rs 300 Cr) - a real guidance-credibility ding</w:t>
+      </w:r>
+    </w:p>
+    <w:p>
+      <w:pPr>
+        <w:ind w:left="360"/>
+      </w:pPr>
+      <w:r>
+        <w:t>ROCE has kept declining (18.9% -&gt; 14.8%) and TTM PAT growth is actually -1% despite EBITDA-margin gains, because the effective tax rate stepped up from ~24% to ~30% (ESOP disallowance + hedging accounting)</w:t>
+      </w:r>
+    </w:p>
+    <w:p>
+      <w:pPr>
+        <w:ind w:left="360"/>
+      </w:pPr>
+      <w:r>
+        <w:t>Total organised TAM (~500,000 tonne) caps the volume story - at 10-12% share the runway is finite without new segments</w:t>
+      </w:r>
+    </w:p>
+    <w:p>
+      <w:pPr>
+        <w:ind w:left="360"/>
+      </w:pPr>
+      <w:r>
+        <w:t>Governance-style irritant: Chairman absent from every concall</w:t>
       </w:r>
     </w:p>
     <w:sectPr>
